--- a/Layouts/RentalOverview.docx
+++ b/Layouts/RentalOverview.docx
@@ -99,6 +99,8 @@
             <w:sz w:val="28"/>
             <w:szCs w:val="28"/>
           </w:rPr>
+          <w:alias w:val="#Nav: /Customer/CustomerNo"/>
+          <w:tag w:val="#Nav: Rental_report/50140"/>
           <w:id w:val="-2133473213"/>
           <w:placeholder>
             <w:docPart w:val="DefaultPlaceholder_-1854013440"/>
@@ -154,6 +156,8 @@
             <w:sz w:val="28"/>
             <w:szCs w:val="28"/>
           </w:rPr>
+          <w:alias w:val="#Nav: /Customer/CustomerName"/>
+          <w:tag w:val="#Nav: Rental_report/50140"/>
           <w:id w:val="1890149867"/>
           <w:placeholder>
             <w:docPart w:val="DefaultPlaceholder_-1854013440"/>
@@ -178,6 +182,59 @@
     <w:p>
       <w:proofErr w:type="spellStart"/>
       <w:r>
+        <w:t>Rental</w:t>
+      </w:r>
+      <w:proofErr w:type="spellEnd"/>
+      <w:r>
+        <w:t xml:space="preserve"> No: </w:t>
+      </w:r>
+      <w:sdt>
+        <w:sdtPr>
+          <w:alias w:val="#Nav: /Customer/RentalHeader/RentalNo"/>
+          <w:tag w:val="#Nav: RentalReport/50110"/>
+          <w:id w:val="-2089764809"/>
+          <w:placeholder>
+            <w:docPart w:val="DefaultPlaceholder_-1854013440"/>
+          </w:placeholder>
+          <w:dataBinding w:prefixMappings="xmlns:ns0='urn:microsoft-dynamics-nav/reports/RentalReport/50110/' " w:xpath="/ns0:NavWordReportXmlPart[1]/ns0:Customer[1]/ns0:RentalHeader[1]/ns0:RentalNo[1]" w:storeItemID="{07151496-8163-4C83-8CA6-D13806EF10AE}"/>
+          <w:text/>
+        </w:sdtPr>
+        <w:sdtContent>
+          <w:proofErr w:type="spellStart"/>
+          <w:r>
+            <w:t>RentalNo</w:t>
+          </w:r>
+          <w:proofErr w:type="spellEnd"/>
+        </w:sdtContent>
+      </w:sdt>
+    </w:p>
+    <w:p>
+      <w:r>
+        <w:t xml:space="preserve">Datum: </w:t>
+      </w:r>
+      <w:sdt>
+        <w:sdtPr>
+          <w:alias w:val="#Nav: /Customer/RentalHeader/RentalDate"/>
+          <w:tag w:val="#Nav: RentalReport/50110"/>
+          <w:id w:val="712690323"/>
+          <w:placeholder>
+            <w:docPart w:val="DefaultPlaceholder_-1854013440"/>
+          </w:placeholder>
+          <w:dataBinding w:prefixMappings="xmlns:ns0='urn:microsoft-dynamics-nav/reports/RentalReport/50110/' " w:xpath="/ns0:NavWordReportXmlPart[1]/ns0:Customer[1]/ns0:RentalHeader[1]/ns0:RentalDate[1]" w:storeItemID="{07151496-8163-4C83-8CA6-D13806EF10AE}"/>
+          <w:text/>
+        </w:sdtPr>
+        <w:sdtContent>
+          <w:proofErr w:type="spellStart"/>
+          <w:r>
+            <w:t>RentalDate</w:t>
+          </w:r>
+          <w:proofErr w:type="spellEnd"/>
+        </w:sdtContent>
+      </w:sdt>
+    </w:p>
+    <w:p>
+      <w:proofErr w:type="spellStart"/>
+      <w:r>
         <w:t>Expected</w:t>
       </w:r>
       <w:proofErr w:type="spellEnd"/>
@@ -194,6 +251,8 @@
       </w:r>
       <w:sdt>
         <w:sdtPr>
+          <w:alias w:val="#Nav: /Customer/RentalHeader/ExpectedReturnDate"/>
+          <w:tag w:val="#Nav: Rental_report/50140"/>
           <w:id w:val="992682410"/>
           <w:placeholder>
             <w:docPart w:val="DefaultPlaceholder_-1854013440"/>
@@ -228,6 +287,8 @@
       </w:r>
       <w:sdt>
         <w:sdtPr>
+          <w:alias w:val="#Nav: /Customer/RentalHeader/ActualReturnDate"/>
+          <w:tag w:val="#Nav: Rental_report/50140"/>
           <w:id w:val="1469243166"/>
           <w:placeholder>
             <w:docPart w:val="DefaultPlaceholder_-1854013440"/>
@@ -249,6 +310,8 @@
       </w:r>
       <w:sdt>
         <w:sdtPr>
+          <w:alias w:val="#Nav: /Customer/RentalHeader/Status"/>
+          <w:tag w:val="#Nav: Rental_report/50140"/>
           <w:id w:val="-1344935627"/>
           <w:placeholder>
             <w:docPart w:val="DefaultPlaceholder_-1854013440"/>
@@ -265,56 +328,23 @@
     <w:tbl>
       <w:tblPr>
         <w:tblStyle w:val="Tabelamrea"/>
-        <w:tblW w:w="9729" w:type="dxa"/>
+        <w:tblW w:w="9986" w:type="dxa"/>
         <w:tblLook w:val="04A0" w:firstRow="1" w:lastRow="0" w:firstColumn="1" w:lastColumn="0" w:noHBand="0" w:noVBand="1"/>
       </w:tblPr>
       <w:tblGrid>
-        <w:gridCol w:w="1240"/>
-        <w:gridCol w:w="1437"/>
-        <w:gridCol w:w="1317"/>
-        <w:gridCol w:w="1477"/>
-        <w:gridCol w:w="1460"/>
-        <w:gridCol w:w="1263"/>
-        <w:gridCol w:w="1535"/>
+        <w:gridCol w:w="1865"/>
+        <w:gridCol w:w="2092"/>
+        <w:gridCol w:w="2067"/>
+        <w:gridCol w:w="1788"/>
+        <w:gridCol w:w="2174"/>
       </w:tblGrid>
       <w:tr>
         <w:trPr>
-          <w:trHeight w:val="659"/>
+          <w:trHeight w:val="668"/>
         </w:trPr>
         <w:tc>
           <w:tcPr>
-            <w:tcW w:w="1240" w:type="dxa"/>
-          </w:tcPr>
-          <w:p>
-            <w:pPr>
-              <w:jc w:val="center"/>
-            </w:pPr>
-            <w:proofErr w:type="spellStart"/>
-            <w:r>
-              <w:t>Rental</w:t>
-            </w:r>
-            <w:proofErr w:type="spellEnd"/>
-            <w:r>
-              <w:t xml:space="preserve"> No</w:t>
-            </w:r>
-          </w:p>
-        </w:tc>
-        <w:tc>
-          <w:tcPr>
-            <w:tcW w:w="1437" w:type="dxa"/>
-          </w:tcPr>
-          <w:p>
-            <w:pPr>
-              <w:jc w:val="center"/>
-            </w:pPr>
-            <w:r>
-              <w:t>Datum</w:t>
-            </w:r>
-          </w:p>
-        </w:tc>
-        <w:tc>
-          <w:tcPr>
-            <w:tcW w:w="1317" w:type="dxa"/>
+            <w:tcW w:w="1865" w:type="dxa"/>
           </w:tcPr>
           <w:p>
             <w:pPr>
@@ -327,7 +357,7 @@
         </w:tc>
         <w:tc>
           <w:tcPr>
-            <w:tcW w:w="1477" w:type="dxa"/>
+            <w:tcW w:w="2092" w:type="dxa"/>
           </w:tcPr>
           <w:p>
             <w:pPr>
@@ -340,7 +370,7 @@
         </w:tc>
         <w:tc>
           <w:tcPr>
-            <w:tcW w:w="1460" w:type="dxa"/>
+            <w:tcW w:w="2067" w:type="dxa"/>
           </w:tcPr>
           <w:p>
             <w:pPr>
@@ -353,7 +383,7 @@
         </w:tc>
         <w:tc>
           <w:tcPr>
-            <w:tcW w:w="1263" w:type="dxa"/>
+            <w:tcW w:w="1788" w:type="dxa"/>
           </w:tcPr>
           <w:p>
             <w:pPr>
@@ -366,7 +396,7 @@
         </w:tc>
         <w:tc>
           <w:tcPr>
-            <w:tcW w:w="1535" w:type="dxa"/>
+            <w:tcW w:w="2174" w:type="dxa"/>
           </w:tcPr>
           <w:p>
             <w:pPr>
@@ -380,275 +410,157 @@
       </w:tr>
       <w:sdt>
         <w:sdtPr>
-          <w:id w:val="987371979"/>
+          <w:alias w:val="#Nav: /Customer/RentalHeader/RentalLine"/>
+          <w:tag w:val="#Nav: RentalReport/50110"/>
+          <w:id w:val="-1216818793"/>
           <w15:dataBinding w:prefixMappings="xmlns:ns0='urn:microsoft-dynamics-nav/reports/RentalReport/50110/' " w:xpath="/ns0:NavWordReportXmlPart[1]/ns0:Customer[1]/ns0:RentalHeader[1]/ns0:RentalLine" w:storeItemID="{07151496-8163-4C83-8CA6-D13806EF10AE}"/>
           <w15:repeatingSection/>
-          <w:alias w:val="#Nav: /Customer/RentalHeader/RentalLine"/>
-          <w:tag w:val="#Nav: RentalReport/50110"/>
         </w:sdtPr>
         <w:sdtContent>
           <w:sdt>
             <w:sdtPr>
-              <w:id w:val="-367226957"/>
+              <w:id w:val="960774463"/>
               <w:placeholder>
                 <w:docPart w:val="DefaultPlaceholder_-1854013435"/>
               </w:placeholder>
               <w15:repeatingSectionItem/>
             </w:sdtPr>
             <w:sdtContent>
-              <w:sdt>
-                <w:sdtPr>
-                  <w:alias w:val="#Nav: /Customer"/>
-                  <w:tag w:val="#Nav: RentalReport/50110"/>
-                  <w:id w:val="-176508897"/>
-                  <w15:dataBinding w:prefixMappings="xmlns:ns0='urn:microsoft-dynamics-nav/reports/RentalReport/50110/' " w:xpath="/ns0:NavWordReportXmlPart[1]/ns0:Customer" w:storeItemID="{07151496-8163-4C83-8CA6-D13806EF10AE}"/>
-                  <w15:repeatingSection/>
-                </w:sdtPr>
-                <w:sdtEndPr/>
-                <w:sdtContent>
-                  <w:sdt>
-                    <w:sdtPr>
-                      <w:id w:val="922308736"/>
-                      <w:placeholder>
-                        <w:docPart w:val="DefaultPlaceholder_-1854013435"/>
-                      </w:placeholder>
-                      <w15:repeatingSectionItem/>
-                    </w:sdtPr>
-                    <w:sdtEndPr/>
-                    <w:sdtContent>
-                      <w:sdt>
-                        <w:sdtPr>
-                          <w:alias w:val="#Nav: /BCReportInformation"/>
-                          <w:tag w:val="#Nav: RentalReport/50110"/>
-                          <w:id w:val="-655769278"/>
-                          <w15:dataBinding w:prefixMappings="xmlns:ns0='urn:microsoft-dynamics-nav/reports/RentalReport/50110/' " w:xpath="/ns0:NavWordReportXmlPart[1]/ns0:BCReportInformation" w:storeItemID="{07151496-8163-4C83-8CA6-D13806EF10AE}"/>
-                          <w15:repeatingSection/>
-                        </w:sdtPr>
-                        <w:sdtEndPr/>
-                        <w:sdtContent>
-                          <w:sdt>
-                            <w:sdtPr>
-                              <w:id w:val="2009794059"/>
-                              <w:placeholder>
-                                <w:docPart w:val="DefaultPlaceholder_-1854013435"/>
-                              </w:placeholder>
-                              <w15:repeatingSectionItem/>
-                            </w:sdtPr>
-                            <w:sdtEndPr/>
-                            <w:sdtContent>
-                              <w:sdt>
-                                <w:sdtPr>
-                                  <w:alias w:val="#Nav: /BCReportInformation"/>
-                                  <w:tag w:val="#Nav: RentalReport/50110"/>
-                                  <w:id w:val="-1990939276"/>
-                                  <w15:dataBinding w:prefixMappings="xmlns:ns0='urn:microsoft-dynamics-nav/reports/RentalReport/50110/' " w:xpath="/ns0:NavWordReportXmlPart[1]/ns0:BCReportInformation" w:storeItemID="{07151496-8163-4C83-8CA6-D13806EF10AE}"/>
-                                  <w15:repeatingSection/>
-                                </w:sdtPr>
-                                <w:sdtEndPr/>
-                                <w:sdtContent>
-                                  <w:sdt>
-                                    <w:sdtPr>
-                                      <w:id w:val="-724524168"/>
-                                      <w:placeholder>
-                                        <w:docPart w:val="DefaultPlaceholder_-1854013435"/>
-                                      </w:placeholder>
-                                      <w15:repeatingSectionItem/>
-                                    </w:sdtPr>
-                                    <w:sdtEndPr/>
-                                    <w:sdtContent>
-                                      <w:tr>
-                                        <w:trPr>
-                                          <w:trHeight w:val="642"/>
-                                        </w:trPr>
-                                        <w:sdt>
-                                          <w:sdtPr>
-                                            <w:alias w:val="#Nav: /Customer/RentalHeader/RentalNo"/>
-                                            <w:tag w:val="#Nav: Rental_report/50140"/>
-                                            <w:id w:val="-1951849465"/>
-                                            <w:placeholder>
-                                              <w:docPart w:val="DefaultPlaceholder_-1854013440"/>
-                                            </w:placeholder>
-                                            <w15:dataBinding w:prefixMappings="xmlns:ns0='urn:microsoft-dynamics-nav/reports/Rental_report/50140/' " w:xpath="/ns0:NavWordReportXmlPart[1]/ns0:Customer[1]/ns0:RentalHeader[1]/ns0:RentalNo[1]" w:storeItemID="{988FC303-9B9F-4950-94DC-F553456BD3AA}"/>
-                                          </w:sdtPr>
-                                          <w:sdtEndPr/>
-                                          <w:sdtContent>
-                                            <w:tc>
-                                              <w:tcPr>
-                                                <w:tcW w:w="1240" w:type="dxa"/>
-                                              </w:tcPr>
-                                              <w:p>
-                                                <w:proofErr w:type="spellStart"/>
-                                                <w:r>
-                                                  <w:t>RentalNo</w:t>
-                                                </w:r>
-                                                <w:proofErr w:type="spellEnd"/>
-                                              </w:p>
-                                            </w:tc>
-                                          </w:sdtContent>
-                                        </w:sdt>
-                                        <w:sdt>
-                                          <w:sdtPr>
-                                            <w:alias w:val="#Nav: /Customer/RentalHeader/RentalDate"/>
-                                            <w:tag w:val="#Nav: Rental_report/50140"/>
-                                            <w:id w:val="165669643"/>
-                                            <w:placeholder>
-                                              <w:docPart w:val="DefaultPlaceholder_-1854013440"/>
-                                            </w:placeholder>
-                                            <w15:dataBinding w:prefixMappings="xmlns:ns0='urn:microsoft-dynamics-nav/reports/Rental_report/50140/' " w:xpath="/ns0:NavWordReportXmlPart[1]/ns0:Customer[1]/ns0:RentalHeader[1]/ns0:RentalDate[1]" w:storeItemID="{988FC303-9B9F-4950-94DC-F553456BD3AA}"/>
-                                          </w:sdtPr>
-                                          <w:sdtContent>
-                                            <w:tc>
-                                              <w:tcPr>
-                                                <w:tcW w:w="1437" w:type="dxa"/>
-                                              </w:tcPr>
-                                              <w:p>
-                                                <w:proofErr w:type="spellStart"/>
-                                                <w:r>
-                                                  <w:t>RentalDate</w:t>
-                                                </w:r>
-                                                <w:proofErr w:type="spellEnd"/>
-                                              </w:p>
-                                            </w:tc>
-                                          </w:sdtContent>
-                                        </w:sdt>
-                                        <w:sdt>
-                                          <w:sdtPr>
-                                            <w:alias w:val="#Nav: /Customer/RentalHeader/RentalLine/BicycleNo"/>
-                                            <w:tag w:val="#Nav: Rental_report/50140"/>
-                                            <w:id w:val="2121339555"/>
-                                            <w:placeholder>
-                                              <w:docPart w:val="DefaultPlaceholder_-1854013440"/>
-                                            </w:placeholder>
-                                            <w15:dataBinding w:prefixMappings="xmlns:ns0='urn:microsoft-dynamics-nav/reports/Rental_report/50140/' " w:xpath="/ns0:NavWordReportXmlPart[1]/ns0:Customer[1]/ns0:RentalHeader[1]/ns0:RentalLine[1]/ns0:BicycleNo[1]" w:storeItemID="{988FC303-9B9F-4950-94DC-F553456BD3AA}"/>
-                                          </w:sdtPr>
-                                          <w:sdtContent>
-                                            <w:tc>
-                                              <w:tcPr>
-                                                <w:tcW w:w="1317" w:type="dxa"/>
-                                              </w:tcPr>
-                                              <w:p>
-                                                <w:proofErr w:type="spellStart"/>
-                                                <w:r>
-                                                  <w:t>BicycleNo</w:t>
-                                                </w:r>
-                                                <w:proofErr w:type="spellEnd"/>
-                                              </w:p>
-                                            </w:tc>
-                                          </w:sdtContent>
-                                        </w:sdt>
-                                        <w:sdt>
-                                          <w:sdtPr>
-                                            <w:alias w:val="#Nav: /Customer/RentalHeader/RentalLine/Description"/>
-                                            <w:tag w:val="#Nav: Rental_report/50140"/>
-                                            <w:id w:val="94289746"/>
-                                            <w:placeholder>
-                                              <w:docPart w:val="DefaultPlaceholder_-1854013440"/>
-                                            </w:placeholder>
-                                            <w15:dataBinding w:prefixMappings="xmlns:ns0='urn:microsoft-dynamics-nav/reports/Rental_report/50140/' " w:xpath="/ns0:NavWordReportXmlPart[1]/ns0:Customer[1]/ns0:RentalHeader[1]/ns0:RentalLine[1]/ns0:Description[1]" w:storeItemID="{988FC303-9B9F-4950-94DC-F553456BD3AA}"/>
-                                          </w:sdtPr>
-                                          <w:sdtContent>
-                                            <w:tc>
-                                              <w:tcPr>
-                                                <w:tcW w:w="1477" w:type="dxa"/>
-                                              </w:tcPr>
-                                              <w:p>
-                                                <w:proofErr w:type="spellStart"/>
-                                                <w:r>
-                                                  <w:t>Description</w:t>
-                                                </w:r>
-                                                <w:proofErr w:type="spellEnd"/>
-                                              </w:p>
-                                            </w:tc>
-                                          </w:sdtContent>
-                                        </w:sdt>
-                                        <w:sdt>
-                                          <w:sdtPr>
-                                            <w:alias w:val="#Nav: /Customer/RentalHeader/RentalLine/RentalDays"/>
-                                            <w:tag w:val="#Nav: Rental_report/50140"/>
-                                            <w:id w:val="-749726249"/>
-                                            <w:placeholder>
-                                              <w:docPart w:val="DefaultPlaceholder_-1854013440"/>
-                                            </w:placeholder>
-                                            <w15:dataBinding w:prefixMappings="xmlns:ns0='urn:microsoft-dynamics-nav/reports/Rental_report/50140/' " w:xpath="/ns0:NavWordReportXmlPart[1]/ns0:Customer[1]/ns0:RentalHeader[1]/ns0:RentalLine[1]/ns0:RentalDays[1]" w:storeItemID="{988FC303-9B9F-4950-94DC-F553456BD3AA}"/>
-                                          </w:sdtPr>
-                                          <w:sdtContent>
-                                            <w:tc>
-                                              <w:tcPr>
-                                                <w:tcW w:w="1460" w:type="dxa"/>
-                                              </w:tcPr>
-                                              <w:p>
-                                                <w:proofErr w:type="spellStart"/>
-                                                <w:r>
-                                                  <w:t>RentalDays</w:t>
-                                                </w:r>
-                                                <w:proofErr w:type="spellEnd"/>
-                                              </w:p>
-                                            </w:tc>
-                                          </w:sdtContent>
-                                        </w:sdt>
-                                        <w:sdt>
-                                          <w:sdtPr>
-                                            <w:alias w:val="#Nav: /Customer/RentalHeader/RentalLine/DailyRate"/>
-                                            <w:tag w:val="#Nav: Rental_report/50140"/>
-                                            <w:id w:val="-1212498520"/>
-                                            <w:placeholder>
-                                              <w:docPart w:val="DefaultPlaceholder_-1854013440"/>
-                                            </w:placeholder>
-                                            <w15:dataBinding w:prefixMappings="xmlns:ns0='urn:microsoft-dynamics-nav/reports/Rental_report/50140/' " w:xpath="/ns0:NavWordReportXmlPart[1]/ns0:Customer[1]/ns0:RentalHeader[1]/ns0:RentalLine[1]/ns0:DailyRate[1]" w:storeItemID="{988FC303-9B9F-4950-94DC-F553456BD3AA}"/>
-                                          </w:sdtPr>
-                                          <w:sdtContent>
-                                            <w:tc>
-                                              <w:tcPr>
-                                                <w:tcW w:w="1263" w:type="dxa"/>
-                                              </w:tcPr>
-                                              <w:p>
-                                                <w:proofErr w:type="spellStart"/>
-                                                <w:r>
-                                                  <w:t>DailyRate</w:t>
-                                                </w:r>
-                                                <w:proofErr w:type="spellEnd"/>
-                                              </w:p>
-                                            </w:tc>
-                                          </w:sdtContent>
-                                        </w:sdt>
-                                        <w:sdt>
-                                          <w:sdtPr>
-                                            <w:alias w:val="#Nav: /Customer/RentalHeader/RentalLine/LineAmount"/>
-                                            <w:tag w:val="#Nav: Rental_report/50140"/>
-                                            <w:id w:val="1193343505"/>
-                                            <w:placeholder>
-                                              <w:docPart w:val="DefaultPlaceholder_-1854013440"/>
-                                            </w:placeholder>
-                                            <w15:dataBinding w:prefixMappings="xmlns:ns0='urn:microsoft-dynamics-nav/reports/Rental_report/50140/' " w:xpath="/ns0:NavWordReportXmlPart[1]/ns0:Customer[1]/ns0:RentalHeader[1]/ns0:RentalLine[1]/ns0:LineAmount[1]" w:storeItemID="{988FC303-9B9F-4950-94DC-F553456BD3AA}"/>
-                                          </w:sdtPr>
-                                          <w:sdtContent>
-                                            <w:tc>
-                                              <w:tcPr>
-                                                <w:tcW w:w="1535" w:type="dxa"/>
-                                              </w:tcPr>
-                                              <w:p>
-                                                <w:proofErr w:type="spellStart"/>
-                                                <w:r>
-                                                  <w:t>LineAmount</w:t>
-                                                </w:r>
-                                                <w:proofErr w:type="spellEnd"/>
-                                              </w:p>
-                                            </w:tc>
-                                          </w:sdtContent>
-                                        </w:sdt>
-                                      </w:tr>
-                                    </w:sdtContent>
-                                  </w:sdt>
-                                </w:sdtContent>
-                              </w:sdt>
-                            </w:sdtContent>
-                          </w:sdt>
-                        </w:sdtContent>
-                      </w:sdt>
-                    </w:sdtContent>
-                  </w:sdt>
-                </w:sdtContent>
-              </w:sdt>
+              <w:tr>
+                <w:trPr>
+                  <w:trHeight w:val="651"/>
+                </w:trPr>
+                <w:sdt>
+                  <w:sdtPr>
+                    <w:alias w:val="#Nav: /Customer/RentalHeader/RentalLine/BicycleNo"/>
+                    <w:tag w:val="#Nav: RentalReport/50110"/>
+                    <w:id w:val="-1860580170"/>
+                    <w:placeholder>
+                      <w:docPart w:val="DefaultPlaceholder_-1854013440"/>
+                    </w:placeholder>
+                    <w:dataBinding w:prefixMappings="xmlns:ns0='urn:microsoft-dynamics-nav/reports/RentalReport/50110/' " w:xpath="/ns0:NavWordReportXmlPart[1]/ns0:Customer[1]/ns0:RentalHeader[1]/ns0:RentalLine[1]/ns0:BicycleNo[1]" w:storeItemID="{07151496-8163-4C83-8CA6-D13806EF10AE}"/>
+                    <w:text/>
+                  </w:sdtPr>
+                  <w:sdtContent>
+                    <w:tc>
+                      <w:tcPr>
+                        <w:tcW w:w="1865" w:type="dxa"/>
+                      </w:tcPr>
+                      <w:p>
+                        <w:proofErr w:type="spellStart"/>
+                        <w:r>
+                          <w:t>BicycleNo</w:t>
+                        </w:r>
+                        <w:proofErr w:type="spellEnd"/>
+                      </w:p>
+                    </w:tc>
+                  </w:sdtContent>
+                </w:sdt>
+                <w:sdt>
+                  <w:sdtPr>
+                    <w:alias w:val="#Nav: /Customer/RentalHeader/RentalLine/Description"/>
+                    <w:tag w:val="#Nav: RentalReport/50110"/>
+                    <w:id w:val="-975830054"/>
+                    <w:placeholder>
+                      <w:docPart w:val="DefaultPlaceholder_-1854013440"/>
+                    </w:placeholder>
+                    <w:dataBinding w:prefixMappings="xmlns:ns0='urn:microsoft-dynamics-nav/reports/RentalReport/50110/' " w:xpath="/ns0:NavWordReportXmlPart[1]/ns0:Customer[1]/ns0:RentalHeader[1]/ns0:RentalLine[1]/ns0:Description[1]" w:storeItemID="{07151496-8163-4C83-8CA6-D13806EF10AE}"/>
+                    <w:text/>
+                  </w:sdtPr>
+                  <w:sdtContent>
+                    <w:tc>
+                      <w:tcPr>
+                        <w:tcW w:w="2092" w:type="dxa"/>
+                      </w:tcPr>
+                      <w:p>
+                        <w:proofErr w:type="spellStart"/>
+                        <w:r>
+                          <w:t>Description</w:t>
+                        </w:r>
+                        <w:proofErr w:type="spellEnd"/>
+                      </w:p>
+                    </w:tc>
+                  </w:sdtContent>
+                </w:sdt>
+                <w:sdt>
+                  <w:sdtPr>
+                    <w:alias w:val="#Nav: /Customer/RentalHeader/RentalLine/RentalDays"/>
+                    <w:tag w:val="#Nav: RentalReport/50110"/>
+                    <w:id w:val="-106196088"/>
+                    <w:placeholder>
+                      <w:docPart w:val="DefaultPlaceholder_-1854013440"/>
+                    </w:placeholder>
+                    <w:dataBinding w:prefixMappings="xmlns:ns0='urn:microsoft-dynamics-nav/reports/RentalReport/50110/' " w:xpath="/ns0:NavWordReportXmlPart[1]/ns0:Customer[1]/ns0:RentalHeader[1]/ns0:RentalLine[1]/ns0:RentalDays[1]" w:storeItemID="{07151496-8163-4C83-8CA6-D13806EF10AE}"/>
+                    <w:text/>
+                  </w:sdtPr>
+                  <w:sdtContent>
+                    <w:tc>
+                      <w:tcPr>
+                        <w:tcW w:w="2067" w:type="dxa"/>
+                      </w:tcPr>
+                      <w:p>
+                        <w:proofErr w:type="spellStart"/>
+                        <w:r>
+                          <w:t>RentalDays</w:t>
+                        </w:r>
+                        <w:proofErr w:type="spellEnd"/>
+                      </w:p>
+                    </w:tc>
+                  </w:sdtContent>
+                </w:sdt>
+                <w:sdt>
+                  <w:sdtPr>
+                    <w:alias w:val="#Nav: /Customer/RentalHeader/RentalLine/DailyRate"/>
+                    <w:tag w:val="#Nav: RentalReport/50110"/>
+                    <w:id w:val="-1234855485"/>
+                    <w:placeholder>
+                      <w:docPart w:val="DefaultPlaceholder_-1854013440"/>
+                    </w:placeholder>
+                    <w:dataBinding w:prefixMappings="xmlns:ns0='urn:microsoft-dynamics-nav/reports/RentalReport/50110/' " w:xpath="/ns0:NavWordReportXmlPart[1]/ns0:Customer[1]/ns0:RentalHeader[1]/ns0:RentalLine[1]/ns0:DailyRate[1]" w:storeItemID="{07151496-8163-4C83-8CA6-D13806EF10AE}"/>
+                    <w:text/>
+                  </w:sdtPr>
+                  <w:sdtContent>
+                    <w:tc>
+                      <w:tcPr>
+                        <w:tcW w:w="1788" w:type="dxa"/>
+                      </w:tcPr>
+                      <w:p>
+                        <w:proofErr w:type="spellStart"/>
+                        <w:r>
+                          <w:t>DailyRate</w:t>
+                        </w:r>
+                        <w:proofErr w:type="spellEnd"/>
+                      </w:p>
+                    </w:tc>
+                  </w:sdtContent>
+                </w:sdt>
+                <w:sdt>
+                  <w:sdtPr>
+                    <w:alias w:val="#Nav: /Customer/RentalHeader/RentalLine/LineAmount"/>
+                    <w:tag w:val="#Nav: RentalReport/50110"/>
+                    <w:id w:val="684331823"/>
+                    <w:placeholder>
+                      <w:docPart w:val="DefaultPlaceholder_-1854013440"/>
+                    </w:placeholder>
+                    <w:dataBinding w:prefixMappings="xmlns:ns0='urn:microsoft-dynamics-nav/reports/RentalReport/50110/' " w:xpath="/ns0:NavWordReportXmlPart[1]/ns0:Customer[1]/ns0:RentalHeader[1]/ns0:RentalLine[1]/ns0:LineAmount[1]" w:storeItemID="{07151496-8163-4C83-8CA6-D13806EF10AE}"/>
+                    <w:text/>
+                  </w:sdtPr>
+                  <w:sdtContent>
+                    <w:tc>
+                      <w:tcPr>
+                        <w:tcW w:w="2174" w:type="dxa"/>
+                      </w:tcPr>
+                      <w:p>
+                        <w:proofErr w:type="spellStart"/>
+                        <w:r>
+                          <w:t>LineAmount</w:t>
+                        </w:r>
+                        <w:proofErr w:type="spellEnd"/>
+                      </w:p>
+                    </w:tc>
+                  </w:sdtContent>
+                </w:sdt>
+              </w:tr>
             </w:sdtContent>
           </w:sdt>
         </w:sdtContent>
@@ -1167,7 +1079,7 @@
         <w:behaviors>
           <w:behavior w:val="content"/>
         </w:behaviors>
-        <w:guid w:val="{40C5AC78-8156-428F-B0B2-727B1220ED7E}"/>
+        <w:guid w:val="{B25FEC6C-9A90-4309-B4A2-3EFB694DB5EA}"/>
       </w:docPartPr>
       <w:docPartBody>
         <w:p>
@@ -1226,13 +1138,29 @@
   <w:rsids>
     <w:rsidRoot w:val="00EE3889"/>
     <w:rsid w:val="00275988"/>
+    <w:rsid w:val="002C2352"/>
+    <w:rsid w:val="002D380D"/>
+    <w:rsid w:val="002F66D7"/>
+    <w:rsid w:val="003032C7"/>
     <w:rsid w:val="00352C95"/>
     <w:rsid w:val="00362397"/>
     <w:rsid w:val="004773EE"/>
+    <w:rsid w:val="004B149E"/>
+    <w:rsid w:val="007A6C71"/>
+    <w:rsid w:val="00815105"/>
+    <w:rsid w:val="00AE553D"/>
+    <w:rsid w:val="00AE5D2D"/>
+    <w:rsid w:val="00BD1740"/>
     <w:rsid w:val="00C36FE2"/>
+    <w:rsid w:val="00CA3A27"/>
+    <w:rsid w:val="00CA5B80"/>
+    <w:rsid w:val="00D0601A"/>
+    <w:rsid w:val="00D713D7"/>
     <w:rsid w:val="00DF1BF8"/>
+    <w:rsid w:val="00EB346C"/>
     <w:rsid w:val="00EE0E3A"/>
     <w:rsid w:val="00EE3889"/>
+    <w:rsid w:val="00FB2E46"/>
   </w:rsids>
   <m:mathPr>
     <m:mathFont m:val="Cambria Math"/>
@@ -1688,7 +1616,7 @@
     <w:basedOn w:val="Privzetapisavaodstavka"/>
     <w:uiPriority w:val="99"/>
     <w:semiHidden/>
-    <w:rsid w:val="00DF1BF8"/>
+    <w:rsid w:val="002F66D7"/>
     <w:rPr>
       <w:color w:val="666666"/>
     </w:rPr>

--- a/Layouts/RentalOverview.docx
+++ b/Layouts/RentalOverview.docx
@@ -29,9 +29,9 @@
         <w:sdtPr>
           <w:id w:val="1522120778"/>
           <w:placeholder>
-            <w:docPart w:val="DefaultPlaceholder_-1854013440"/>
+            <w:docPart w:val="F84C10A5E93E45BCACCC4378A39322A5"/>
           </w:placeholder>
-          <w15:dataBinding w:prefixMappings="xmlns:ns0='urn:microsoft-dynamics-nav/reports/Rental_report/50140/' " w:xpath="/ns0:NavWordReportXmlPart[1]/ns0:Customer[1]/ns0:TodayDate[1]" w:storeItemID="{988FC303-9B9F-4950-94DC-F553456BD3AA}"/>
+          <w15:dataBinding w:prefixMappings="xmlns:ns0='urn:microsoft-dynamics-nav/reports/RentalReport/50110/' " w:xpath="/ns0:NavWordReportXmlPart[1]/ns0:Customer[1]/ns0:TodayDate[1]" w:storeItemID="{AC790DEB-0DAD-4A66-A239-39CB210A5713}" w16sdtdh:storeItemChecksum="BeK4HA=="/>
         </w:sdtPr>
         <w:sdtContent>
           <w:proofErr w:type="spellStart"/>
@@ -50,9 +50,9 @@
         <w:sdtPr>
           <w:id w:val="-1918705486"/>
           <w:placeholder>
-            <w:docPart w:val="DefaultPlaceholder_-1854013440"/>
+            <w:docPart w:val="F84C10A5E93E45BCACCC4378A39322A5"/>
           </w:placeholder>
-          <w15:dataBinding w:prefixMappings="xmlns:ns0='urn:microsoft-dynamics-nav/reports/Rental_report/50140/' " w:xpath="/ns0:NavWordReportXmlPart[1]/ns0:Customer[1]/ns0:CompanyName[1]" w:storeItemID="{988FC303-9B9F-4950-94DC-F553456BD3AA}"/>
+          <w15:dataBinding w:prefixMappings="xmlns:ns0='urn:microsoft-dynamics-nav/reports/RentalReport/50110/' " w:xpath="/ns0:NavWordReportXmlPart[1]/ns0:Customer[1]/ns0:CompanyName[1]" w:storeItemID="{AC790DEB-0DAD-4A66-A239-39CB210A5713}" w16sdtdh:storeItemChecksum="BeK4HA=="/>
         </w:sdtPr>
         <w:sdtContent>
           <w:proofErr w:type="spellStart"/>
@@ -63,503 +63,594 @@
         </w:sdtContent>
       </w:sdt>
     </w:p>
-    <w:p>
-      <w:pPr>
-        <w:rPr>
-          <w:b/>
-          <w:bCs/>
-          <w:sz w:val="32"/>
-          <w:szCs w:val="32"/>
-        </w:rPr>
-      </w:pPr>
-    </w:p>
-    <w:p>
-      <w:pPr>
-        <w:rPr>
-          <w:b/>
-          <w:bCs/>
-          <w:sz w:val="28"/>
-          <w:szCs w:val="28"/>
-        </w:rPr>
-      </w:pPr>
-      <w:r>
-        <w:rPr>
-          <w:b/>
-          <w:bCs/>
-          <w:sz w:val="28"/>
-          <w:szCs w:val="28"/>
-        </w:rPr>
-        <w:t xml:space="preserve">Stranka: </w:t>
-      </w:r>
-      <w:sdt>
-        <w:sdtPr>
-          <w:rPr>
-            <w:b/>
-            <w:bCs/>
-            <w:sz w:val="28"/>
-            <w:szCs w:val="28"/>
-          </w:rPr>
-          <w:alias w:val="#Nav: /Customer/CustomerNo"/>
-          <w:tag w:val="#Nav: Rental_report/50140"/>
-          <w:id w:val="-2133473213"/>
-          <w:placeholder>
-            <w:docPart w:val="DefaultPlaceholder_-1854013440"/>
-          </w:placeholder>
-          <w15:dataBinding w:prefixMappings="xmlns:ns0='urn:microsoft-dynamics-nav/reports/Rental_report/50140/' " w:xpath="/ns0:NavWordReportXmlPart[1]/ns0:Customer[1]/ns0:CustomerNo[1]" w:storeItemID="{988FC303-9B9F-4950-94DC-F553456BD3AA}"/>
-        </w:sdtPr>
-        <w:sdtContent>
-          <w:proofErr w:type="spellStart"/>
-          <w:r>
-            <w:rPr>
-              <w:b/>
-              <w:bCs/>
-              <w:sz w:val="28"/>
-              <w:szCs w:val="28"/>
-            </w:rPr>
-            <w:t>CustomerNo</w:t>
-          </w:r>
-          <w:proofErr w:type="spellEnd"/>
-        </w:sdtContent>
-      </w:sdt>
-      <w:r>
-        <w:rPr>
-          <w:b/>
-          <w:bCs/>
-          <w:sz w:val="28"/>
-          <w:szCs w:val="28"/>
-        </w:rPr>
-        <w:t xml:space="preserve"> </w:t>
-      </w:r>
-      <w:r>
-        <w:rPr>
-          <w:b/>
-          <w:bCs/>
-          <w:sz w:val="28"/>
-          <w:szCs w:val="28"/>
-        </w:rPr>
-        <w:t>–</w:t>
-      </w:r>
-      <w:r>
-        <w:rPr>
-          <w:b/>
-          <w:bCs/>
-          <w:sz w:val="28"/>
-          <w:szCs w:val="28"/>
-        </w:rPr>
-        <w:t xml:space="preserve"> </w:t>
-      </w:r>
-      <w:sdt>
-        <w:sdtPr>
-          <w:rPr>
-            <w:b/>
-            <w:bCs/>
-            <w:sz w:val="28"/>
-            <w:szCs w:val="28"/>
-          </w:rPr>
-          <w:alias w:val="#Nav: /Customer/CustomerName"/>
-          <w:tag w:val="#Nav: Rental_report/50140"/>
-          <w:id w:val="1890149867"/>
-          <w:placeholder>
-            <w:docPart w:val="DefaultPlaceholder_-1854013440"/>
-          </w:placeholder>
-          <w15:dataBinding w:prefixMappings="xmlns:ns0='urn:microsoft-dynamics-nav/reports/Rental_report/50140/' " w:xpath="/ns0:NavWordReportXmlPart[1]/ns0:Customer[1]/ns0:CustomerName[1]" w:storeItemID="{988FC303-9B9F-4950-94DC-F553456BD3AA}"/>
-        </w:sdtPr>
-        <w:sdtContent>
-          <w:proofErr w:type="spellStart"/>
-          <w:r>
-            <w:rPr>
-              <w:b/>
-              <w:bCs/>
-              <w:sz w:val="28"/>
-              <w:szCs w:val="28"/>
-            </w:rPr>
-            <w:t>CustomerName</w:t>
-          </w:r>
-          <w:proofErr w:type="spellEnd"/>
-        </w:sdtContent>
-      </w:sdt>
-    </w:p>
-    <w:p>
-      <w:proofErr w:type="spellStart"/>
-      <w:r>
-        <w:t>Rental</w:t>
-      </w:r>
-      <w:proofErr w:type="spellEnd"/>
-      <w:r>
-        <w:t xml:space="preserve"> No: </w:t>
-      </w:r>
-      <w:sdt>
-        <w:sdtPr>
-          <w:alias w:val="#Nav: /Customer/RentalHeader/RentalNo"/>
-          <w:tag w:val="#Nav: RentalReport/50110"/>
-          <w:id w:val="-2089764809"/>
-          <w:placeholder>
-            <w:docPart w:val="DefaultPlaceholder_-1854013440"/>
-          </w:placeholder>
-          <w:dataBinding w:prefixMappings="xmlns:ns0='urn:microsoft-dynamics-nav/reports/RentalReport/50110/' " w:xpath="/ns0:NavWordReportXmlPart[1]/ns0:Customer[1]/ns0:RentalHeader[1]/ns0:RentalNo[1]" w:storeItemID="{07151496-8163-4C83-8CA6-D13806EF10AE}"/>
-          <w:text/>
-        </w:sdtPr>
-        <w:sdtContent>
-          <w:proofErr w:type="spellStart"/>
-          <w:r>
-            <w:t>RentalNo</w:t>
-          </w:r>
-          <w:proofErr w:type="spellEnd"/>
-        </w:sdtContent>
-      </w:sdt>
-    </w:p>
-    <w:p>
-      <w:r>
-        <w:t xml:space="preserve">Datum: </w:t>
-      </w:r>
-      <w:sdt>
-        <w:sdtPr>
-          <w:alias w:val="#Nav: /Customer/RentalHeader/RentalDate"/>
-          <w:tag w:val="#Nav: RentalReport/50110"/>
-          <w:id w:val="712690323"/>
-          <w:placeholder>
-            <w:docPart w:val="DefaultPlaceholder_-1854013440"/>
-          </w:placeholder>
-          <w:dataBinding w:prefixMappings="xmlns:ns0='urn:microsoft-dynamics-nav/reports/RentalReport/50110/' " w:xpath="/ns0:NavWordReportXmlPart[1]/ns0:Customer[1]/ns0:RentalHeader[1]/ns0:RentalDate[1]" w:storeItemID="{07151496-8163-4C83-8CA6-D13806EF10AE}"/>
-          <w:text/>
-        </w:sdtPr>
-        <w:sdtContent>
-          <w:proofErr w:type="spellStart"/>
-          <w:r>
-            <w:t>RentalDate</w:t>
-          </w:r>
-          <w:proofErr w:type="spellEnd"/>
-        </w:sdtContent>
-      </w:sdt>
-    </w:p>
-    <w:p>
-      <w:proofErr w:type="spellStart"/>
-      <w:r>
-        <w:t>Expected</w:t>
-      </w:r>
-      <w:proofErr w:type="spellEnd"/>
-      <w:r>
-        <w:t xml:space="preserve"> </w:t>
-      </w:r>
-      <w:proofErr w:type="spellStart"/>
-      <w:r>
-        <w:t>Return</w:t>
-      </w:r>
-      <w:proofErr w:type="spellEnd"/>
-      <w:r>
-        <w:t xml:space="preserve"> Date: </w:t>
-      </w:r>
-      <w:sdt>
-        <w:sdtPr>
-          <w:alias w:val="#Nav: /Customer/RentalHeader/ExpectedReturnDate"/>
-          <w:tag w:val="#Nav: Rental_report/50140"/>
-          <w:id w:val="992682410"/>
-          <w:placeholder>
-            <w:docPart w:val="DefaultPlaceholder_-1854013440"/>
-          </w:placeholder>
-          <w15:dataBinding w:prefixMappings="xmlns:ns0='urn:microsoft-dynamics-nav/reports/Rental_report/50140/' " w:xpath="/ns0:NavWordReportXmlPart[1]/ns0:Customer[1]/ns0:RentalHeader[1]/ns0:ExpectedReturnDate[1]" w:storeItemID="{988FC303-9B9F-4950-94DC-F553456BD3AA}"/>
-        </w:sdtPr>
-        <w:sdtContent>
-          <w:proofErr w:type="spellStart"/>
-          <w:r>
-            <w:t>ExpectedReturnDate</w:t>
-          </w:r>
-          <w:proofErr w:type="spellEnd"/>
-        </w:sdtContent>
-      </w:sdt>
-    </w:p>
-    <w:p>
-      <w:proofErr w:type="spellStart"/>
-      <w:r>
-        <w:t>Actual</w:t>
-      </w:r>
-      <w:proofErr w:type="spellEnd"/>
-      <w:r>
-        <w:t xml:space="preserve"> </w:t>
-      </w:r>
-      <w:proofErr w:type="spellStart"/>
-      <w:r>
-        <w:t>Return</w:t>
-      </w:r>
-      <w:proofErr w:type="spellEnd"/>
-      <w:r>
-        <w:t xml:space="preserve"> Date: </w:t>
-      </w:r>
-      <w:sdt>
-        <w:sdtPr>
-          <w:alias w:val="#Nav: /Customer/RentalHeader/ActualReturnDate"/>
-          <w:tag w:val="#Nav: Rental_report/50140"/>
-          <w:id w:val="1469243166"/>
-          <w:placeholder>
-            <w:docPart w:val="DefaultPlaceholder_-1854013440"/>
-          </w:placeholder>
-          <w15:dataBinding w:prefixMappings="xmlns:ns0='urn:microsoft-dynamics-nav/reports/Rental_report/50140/' " w:xpath="/ns0:NavWordReportXmlPart[1]/ns0:Customer[1]/ns0:RentalHeader[1]/ns0:ActualReturnDate[1]" w:storeItemID="{988FC303-9B9F-4950-94DC-F553456BD3AA}"/>
-        </w:sdtPr>
-        <w:sdtContent>
-          <w:proofErr w:type="spellStart"/>
-          <w:r>
-            <w:t>ActualReturnDate</w:t>
-          </w:r>
-          <w:proofErr w:type="spellEnd"/>
-        </w:sdtContent>
-      </w:sdt>
-    </w:p>
-    <w:p>
-      <w:r>
-        <w:t xml:space="preserve">Status: </w:t>
-      </w:r>
-      <w:sdt>
-        <w:sdtPr>
-          <w:alias w:val="#Nav: /Customer/RentalHeader/Status"/>
-          <w:tag w:val="#Nav: Rental_report/50140"/>
-          <w:id w:val="-1344935627"/>
-          <w:placeholder>
-            <w:docPart w:val="DefaultPlaceholder_-1854013440"/>
-          </w:placeholder>
-          <w15:dataBinding w:prefixMappings="xmlns:ns0='urn:microsoft-dynamics-nav/reports/Rental_report/50140/' " w:xpath="/ns0:NavWordReportXmlPart[1]/ns0:Customer[1]/ns0:RentalHeader[1]/ns0:Status[1]" w:storeItemID="{988FC303-9B9F-4950-94DC-F553456BD3AA}"/>
-        </w:sdtPr>
-        <w:sdtContent>
-          <w:r>
-            <w:t>Status</w:t>
-          </w:r>
-        </w:sdtContent>
-      </w:sdt>
-    </w:p>
     <w:tbl>
       <w:tblPr>
         <w:tblStyle w:val="Tabelamrea"/>
-        <w:tblW w:w="9986" w:type="dxa"/>
+        <w:tblpPr w:leftFromText="141" w:rightFromText="141" w:vertAnchor="text" w:horzAnchor="margin" w:tblpY="313"/>
+        <w:tblW w:w="0" w:type="auto"/>
+        <w:tblBorders>
+          <w:top w:val="none" w:color="auto" w:sz="0" w:space="0"/>
+          <w:left w:val="none" w:color="auto" w:sz="0" w:space="0"/>
+          <w:bottom w:val="none" w:color="auto" w:sz="0" w:space="0"/>
+          <w:right w:val="none" w:color="auto" w:sz="0" w:space="0"/>
+          <w:insideH w:val="none" w:color="auto" w:sz="0" w:space="0"/>
+          <w:insideV w:val="none" w:color="auto" w:sz="0" w:space="0"/>
+        </w:tblBorders>
         <w:tblLook w:val="04A0" w:firstRow="1" w:lastRow="0" w:firstColumn="1" w:lastColumn="0" w:noHBand="0" w:noVBand="1"/>
       </w:tblPr>
       <w:tblGrid>
-        <w:gridCol w:w="1865"/>
-        <w:gridCol w:w="2092"/>
-        <w:gridCol w:w="2067"/>
-        <w:gridCol w:w="1788"/>
-        <w:gridCol w:w="2174"/>
+        <w:gridCol w:w="9628"/>
       </w:tblGrid>
-      <w:tr>
-        <w:trPr>
-          <w:trHeight w:val="668"/>
-        </w:trPr>
-        <w:tc>
-          <w:tcPr>
-            <w:tcW w:w="1865" w:type="dxa"/>
-          </w:tcPr>
-          <w:p>
-            <w:pPr>
-              <w:jc w:val="center"/>
-            </w:pPr>
-            <w:r>
-              <w:t>Kolo</w:t>
-            </w:r>
-          </w:p>
-        </w:tc>
-        <w:tc>
-          <w:tcPr>
-            <w:tcW w:w="2092" w:type="dxa"/>
-          </w:tcPr>
-          <w:p>
-            <w:pPr>
-              <w:jc w:val="center"/>
-            </w:pPr>
-            <w:r>
-              <w:t>Opis</w:t>
-            </w:r>
-          </w:p>
-        </w:tc>
-        <w:tc>
-          <w:tcPr>
-            <w:tcW w:w="2067" w:type="dxa"/>
-          </w:tcPr>
-          <w:p>
-            <w:pPr>
-              <w:jc w:val="center"/>
-            </w:pPr>
-            <w:r>
-              <w:t>Dni</w:t>
-            </w:r>
-          </w:p>
-        </w:tc>
-        <w:tc>
-          <w:tcPr>
-            <w:tcW w:w="1788" w:type="dxa"/>
-          </w:tcPr>
-          <w:p>
-            <w:pPr>
-              <w:jc w:val="center"/>
-            </w:pPr>
-            <w:r>
-              <w:t>Cena</w:t>
-            </w:r>
-          </w:p>
-        </w:tc>
-        <w:tc>
-          <w:tcPr>
-            <w:tcW w:w="2174" w:type="dxa"/>
-          </w:tcPr>
-          <w:p>
-            <w:pPr>
-              <w:jc w:val="center"/>
-            </w:pPr>
-            <w:r>
-              <w:t>Znesek</w:t>
-            </w:r>
-          </w:p>
-        </w:tc>
-      </w:tr>
       <w:sdt>
         <w:sdtPr>
-          <w:alias w:val="#Nav: /Customer/RentalHeader/RentalLine"/>
+          <w:alias w:val="#Nav: /Customer"/>
           <w:tag w:val="#Nav: RentalReport/50110"/>
-          <w:id w:val="-1216818793"/>
-          <w15:dataBinding w:prefixMappings="xmlns:ns0='urn:microsoft-dynamics-nav/reports/RentalReport/50110/' " w:xpath="/ns0:NavWordReportXmlPart[1]/ns0:Customer[1]/ns0:RentalHeader[1]/ns0:RentalLine" w:storeItemID="{07151496-8163-4C83-8CA6-D13806EF10AE}"/>
+          <w:id w:val="-1938588521"/>
+          <w15:dataBinding w:prefixMappings="xmlns:ns0='urn:microsoft-dynamics-nav/reports/RentalReport/50110/' " w:xpath="/ns0:NavWordReportXmlPart[1]/ns0:Customer" w:storeItemID="{AC790DEB-0DAD-4A66-A239-39CB210A5713}"/>
           <w15:repeatingSection/>
         </w:sdtPr>
         <w:sdtContent>
           <w:sdt>
             <w:sdtPr>
-              <w:id w:val="960774463"/>
+              <w:id w:val="-1860656958"/>
               <w:placeholder>
-                <w:docPart w:val="DefaultPlaceholder_-1854013435"/>
+                <w:docPart w:val="BD2E039001E646C4B777E99CA05D2327"/>
               </w:placeholder>
               <w15:repeatingSectionItem/>
             </w:sdtPr>
             <w:sdtContent>
               <w:tr>
-                <w:trPr>
-                  <w:trHeight w:val="651"/>
-                </w:trPr>
-                <w:sdt>
-                  <w:sdtPr>
-                    <w:alias w:val="#Nav: /Customer/RentalHeader/RentalLine/BicycleNo"/>
-                    <w:tag w:val="#Nav: RentalReport/50110"/>
-                    <w:id w:val="-1860580170"/>
-                    <w:placeholder>
-                      <w:docPart w:val="DefaultPlaceholder_-1854013440"/>
-                    </w:placeholder>
-                    <w:dataBinding w:prefixMappings="xmlns:ns0='urn:microsoft-dynamics-nav/reports/RentalReport/50110/' " w:xpath="/ns0:NavWordReportXmlPart[1]/ns0:Customer[1]/ns0:RentalHeader[1]/ns0:RentalLine[1]/ns0:BicycleNo[1]" w:storeItemID="{07151496-8163-4C83-8CA6-D13806EF10AE}"/>
-                    <w:text/>
-                  </w:sdtPr>
-                  <w:sdtContent>
-                    <w:tc>
-                      <w:tcPr>
-                        <w:tcW w:w="1865" w:type="dxa"/>
-                      </w:tcPr>
-                      <w:p>
+                <w:tc>
+                  <w:tcPr>
+                    <w:tcW w:w="9628" w:type="dxa"/>
+                  </w:tcPr>
+                  <w:p>
+                    <w:pPr>
+                      <w:rPr>
+                        <w:b/>
+                        <w:bCs/>
+                      </w:rPr>
+                    </w:pPr>
+                    <w:r>
+                      <w:rPr>
+                        <w:b/>
+                        <w:bCs/>
+                      </w:rPr>
+                      <w:t xml:space="preserve">Stranka: </w:t>
+                    </w:r>
+                    <w:sdt>
+                      <w:sdtPr>
+                        <w:rPr>
+                          <w:b/>
+                          <w:bCs/>
+                        </w:rPr>
+                        <w:alias w:val="#Nav: /Customer/CustomerName"/>
+                        <w:tag w:val="#Nav: RentalReport/50110"/>
+                        <w:id w:val="1732496614"/>
+                        <w:placeholder>
+                          <w:docPart w:val="4E703E0B9A334B198EC2E0F9B3042A1D"/>
+                        </w:placeholder>
+                        <w:dataBinding w:prefixMappings="xmlns:ns0='urn:microsoft-dynamics-nav/reports/RentalReport/50110/' " w:xpath="/ns0:NavWordReportXmlPart[1]/ns0:Customer[1]/ns0:CustomerName[1]" w:storeItemID="{AC790DEB-0DAD-4A66-A239-39CB210A5713}"/>
+                        <w:text/>
+                      </w:sdtPr>
+                      <w:sdtContent>
                         <w:proofErr w:type="spellStart"/>
                         <w:r>
-                          <w:t>BicycleNo</w:t>
+                          <w:rPr>
+                            <w:b/>
+                            <w:bCs/>
+                          </w:rPr>
+                          <w:t>CustomerName</w:t>
                         </w:r>
                         <w:proofErr w:type="spellEnd"/>
-                      </w:p>
-                    </w:tc>
-                  </w:sdtContent>
-                </w:sdt>
-                <w:sdt>
-                  <w:sdtPr>
-                    <w:alias w:val="#Nav: /Customer/RentalHeader/RentalLine/Description"/>
-                    <w:tag w:val="#Nav: RentalReport/50110"/>
-                    <w:id w:val="-975830054"/>
-                    <w:placeholder>
-                      <w:docPart w:val="DefaultPlaceholder_-1854013440"/>
-                    </w:placeholder>
-                    <w:dataBinding w:prefixMappings="xmlns:ns0='urn:microsoft-dynamics-nav/reports/RentalReport/50110/' " w:xpath="/ns0:NavWordReportXmlPart[1]/ns0:Customer[1]/ns0:RentalHeader[1]/ns0:RentalLine[1]/ns0:Description[1]" w:storeItemID="{07151496-8163-4C83-8CA6-D13806EF10AE}"/>
-                    <w:text/>
-                  </w:sdtPr>
-                  <w:sdtContent>
-                    <w:tc>
-                      <w:tcPr>
-                        <w:tcW w:w="2092" w:type="dxa"/>
-                      </w:tcPr>
-                      <w:p>
+                      </w:sdtContent>
+                    </w:sdt>
+                    <w:r>
+                      <w:rPr>
+                        <w:b/>
+                        <w:bCs/>
+                      </w:rPr>
+                      <w:t xml:space="preserve"> </w:t>
+                    </w:r>
+                    <w:r>
+                      <w:rPr>
+                        <w:b/>
+                        <w:bCs/>
+                      </w:rPr>
+                      <w:t>–</w:t>
+                    </w:r>
+                    <w:r>
+                      <w:rPr>
+                        <w:b/>
+                        <w:bCs/>
+                      </w:rPr>
+                      <w:t xml:space="preserve"> </w:t>
+                    </w:r>
+                    <w:sdt>
+                      <w:sdtPr>
+                        <w:rPr>
+                          <w:b/>
+                          <w:bCs/>
+                        </w:rPr>
+                        <w:id w:val="1637370144"/>
+                        <w:placeholder>
+                          <w:docPart w:val="4E703E0B9A334B198EC2E0F9B3042A1D"/>
+                        </w:placeholder>
+                        <w:dataBinding w:prefixMappings="xmlns:ns0='urn:microsoft-dynamics-nav/reports/RentalReport/50110/' " w:xpath="/ns0:NavWordReportXmlPart[1]/ns0:Customer[1]/ns0:CustomerNo[1]" w:storeItemID="{AC790DEB-0DAD-4A66-A239-39CB210A5713}"/>
+                        <w:text/>
+                        <w:alias w:val="#Nav: /Customer/CustomerNo"/>
+                        <w:tag w:val="#Nav: RentalReport/50110"/>
+                      </w:sdtPr>
+                      <w:sdtContent>
                         <w:proofErr w:type="spellStart"/>
                         <w:r>
-                          <w:t>Description</w:t>
+                          <w:rPr>
+                            <w:b/>
+                            <w:bCs/>
+                          </w:rPr>
+                          <w:t>CustomerNo</w:t>
                         </w:r>
                         <w:proofErr w:type="spellEnd"/>
-                      </w:p>
-                    </w:tc>
-                  </w:sdtContent>
-                </w:sdt>
-                <w:sdt>
-                  <w:sdtPr>
-                    <w:alias w:val="#Nav: /Customer/RentalHeader/RentalLine/RentalDays"/>
-                    <w:tag w:val="#Nav: RentalReport/50110"/>
-                    <w:id w:val="-106196088"/>
-                    <w:placeholder>
-                      <w:docPart w:val="DefaultPlaceholder_-1854013440"/>
-                    </w:placeholder>
-                    <w:dataBinding w:prefixMappings="xmlns:ns0='urn:microsoft-dynamics-nav/reports/RentalReport/50110/' " w:xpath="/ns0:NavWordReportXmlPart[1]/ns0:Customer[1]/ns0:RentalHeader[1]/ns0:RentalLine[1]/ns0:RentalDays[1]" w:storeItemID="{07151496-8163-4C83-8CA6-D13806EF10AE}"/>
-                    <w:text/>
-                  </w:sdtPr>
-                  <w:sdtContent>
-                    <w:tc>
-                      <w:tcPr>
-                        <w:tcW w:w="2067" w:type="dxa"/>
-                      </w:tcPr>
-                      <w:p>
-                        <w:proofErr w:type="spellStart"/>
-                        <w:r>
-                          <w:t>RentalDays</w:t>
-                        </w:r>
-                        <w:proofErr w:type="spellEnd"/>
-                      </w:p>
-                    </w:tc>
-                  </w:sdtContent>
-                </w:sdt>
-                <w:sdt>
-                  <w:sdtPr>
-                    <w:alias w:val="#Nav: /Customer/RentalHeader/RentalLine/DailyRate"/>
-                    <w:tag w:val="#Nav: RentalReport/50110"/>
-                    <w:id w:val="-1234855485"/>
-                    <w:placeholder>
-                      <w:docPart w:val="DefaultPlaceholder_-1854013440"/>
-                    </w:placeholder>
-                    <w:dataBinding w:prefixMappings="xmlns:ns0='urn:microsoft-dynamics-nav/reports/RentalReport/50110/' " w:xpath="/ns0:NavWordReportXmlPart[1]/ns0:Customer[1]/ns0:RentalHeader[1]/ns0:RentalLine[1]/ns0:DailyRate[1]" w:storeItemID="{07151496-8163-4C83-8CA6-D13806EF10AE}"/>
-                    <w:text/>
-                  </w:sdtPr>
-                  <w:sdtContent>
-                    <w:tc>
-                      <w:tcPr>
-                        <w:tcW w:w="1788" w:type="dxa"/>
-                      </w:tcPr>
-                      <w:p>
-                        <w:proofErr w:type="spellStart"/>
-                        <w:r>
-                          <w:t>DailyRate</w:t>
-                        </w:r>
-                        <w:proofErr w:type="spellEnd"/>
-                      </w:p>
-                    </w:tc>
-                  </w:sdtContent>
-                </w:sdt>
-                <w:sdt>
-                  <w:sdtPr>
-                    <w:alias w:val="#Nav: /Customer/RentalHeader/RentalLine/LineAmount"/>
-                    <w:tag w:val="#Nav: RentalReport/50110"/>
-                    <w:id w:val="684331823"/>
-                    <w:placeholder>
-                      <w:docPart w:val="DefaultPlaceholder_-1854013440"/>
-                    </w:placeholder>
-                    <w:dataBinding w:prefixMappings="xmlns:ns0='urn:microsoft-dynamics-nav/reports/RentalReport/50110/' " w:xpath="/ns0:NavWordReportXmlPart[1]/ns0:Customer[1]/ns0:RentalHeader[1]/ns0:RentalLine[1]/ns0:LineAmount[1]" w:storeItemID="{07151496-8163-4C83-8CA6-D13806EF10AE}"/>
-                    <w:text/>
-                  </w:sdtPr>
-                  <w:sdtContent>
-                    <w:tc>
-                      <w:tcPr>
-                        <w:tcW w:w="2174" w:type="dxa"/>
-                      </w:tcPr>
-                      <w:p>
-                        <w:proofErr w:type="spellStart"/>
-                        <w:r>
-                          <w:t>LineAmount</w:t>
-                        </w:r>
-                        <w:proofErr w:type="spellEnd"/>
-                      </w:p>
-                    </w:tc>
-                  </w:sdtContent>
-                </w:sdt>
+                      </w:sdtContent>
+                    </w:sdt>
+                  </w:p>
+                  <w:p/>
+                  <w:tbl>
+                    <w:tblPr>
+                      <w:tblStyle w:val="Tabelamrea"/>
+                      <w:tblW w:w="0" w:type="auto"/>
+                      <w:tblBorders>
+                        <w:top w:val="none" w:color="auto" w:sz="0" w:space="0"/>
+                        <w:left w:val="none" w:color="auto" w:sz="0" w:space="0"/>
+                        <w:bottom w:val="none" w:color="auto" w:sz="0" w:space="0"/>
+                        <w:right w:val="none" w:color="auto" w:sz="0" w:space="0"/>
+                        <w:insideH w:val="none" w:color="auto" w:sz="0" w:space="0"/>
+                        <w:insideV w:val="none" w:color="auto" w:sz="0" w:space="0"/>
+                      </w:tblBorders>
+                      <w:tblLook w:val="04A0" w:firstRow="1" w:lastRow="0" w:firstColumn="1" w:lastColumn="0" w:noHBand="0" w:noVBand="1"/>
+                    </w:tblPr>
+                    <w:tblGrid>
+                      <w:gridCol w:w="9402"/>
+                    </w:tblGrid>
+                    <w:tr>
+                      <w:tc>
+                        <w:tcPr>
+                          <w:tcW w:w="9402" w:type="dxa"/>
+                        </w:tcPr>
+                        <w:p>
+                          <w:pPr>
+                            <w:framePr w:hSpace="141" w:wrap="around" w:hAnchor="margin" w:vAnchor="text" w:y="313"/>
+                          </w:pPr>
+                          <w:proofErr w:type="spellStart"/>
+                          <w:r>
+                            <w:t>Rental</w:t>
+                          </w:r>
+                          <w:proofErr w:type="spellEnd"/>
+                          <w:r>
+                            <w:t xml:space="preserve"> No: </w:t>
+                          </w:r>
+                          <w:sdt>
+                            <w:sdtPr>
+                              <w:alias w:val="#Nav: /Customer/RentalHeader/RentalNo"/>
+                              <w:tag w:val="#Nav: RentalReport/50110"/>
+                              <w:id w:val="2127424751"/>
+                              <w:placeholder>
+                                <w:docPart w:val="4E703E0B9A334B198EC2E0F9B3042A1D"/>
+                              </w:placeholder>
+                              <w:dataBinding w:prefixMappings="xmlns:ns0='urn:microsoft-dynamics-nav/reports/RentalReport/50110/' " w:xpath="/ns0:NavWordReportXmlPart[1]/ns0:Customer[1]/ns0:RentalHeader[1]/ns0:RentalNo[1]" w:storeItemID="{AC790DEB-0DAD-4A66-A239-39CB210A5713}"/>
+                              <w:text/>
+                            </w:sdtPr>
+                            <w:sdtContent>
+                              <w:proofErr w:type="spellStart"/>
+                              <w:r>
+                                <w:t>RentalNo</w:t>
+                              </w:r>
+                              <w:proofErr w:type="spellEnd"/>
+                            </w:sdtContent>
+                          </w:sdt>
+                        </w:p>
+                        <w:p>
+                          <w:pPr>
+                            <w:framePr w:hSpace="141" w:wrap="around" w:hAnchor="margin" w:vAnchor="text" w:y="313"/>
+                          </w:pPr>
+                          <w:r>
+                            <w:t xml:space="preserve">Datum: </w:t>
+                          </w:r>
+                          <w:sdt>
+                            <w:sdtPr>
+                              <w:alias w:val="#Nav: /Customer/RentalHeader/RentalDate"/>
+                              <w:tag w:val="#Nav: RentalReport/50110"/>
+                              <w:id w:val="-1729760957"/>
+                              <w:placeholder>
+                                <w:docPart w:val="4E703E0B9A334B198EC2E0F9B3042A1D"/>
+                              </w:placeholder>
+                              <w:dataBinding w:prefixMappings="xmlns:ns0='urn:microsoft-dynamics-nav/reports/RentalReport/50110/' " w:xpath="/ns0:NavWordReportXmlPart[1]/ns0:Customer[1]/ns0:RentalHeader[1]/ns0:RentalDate[1]" w:storeItemID="{AC790DEB-0DAD-4A66-A239-39CB210A5713}"/>
+                              <w:text/>
+                            </w:sdtPr>
+                            <w:sdtContent>
+                              <w:proofErr w:type="spellStart"/>
+                              <w:r>
+                                <w:t>RentalDate</w:t>
+                              </w:r>
+                              <w:proofErr w:type="spellEnd"/>
+                            </w:sdtContent>
+                          </w:sdt>
+                        </w:p>
+                        <w:p>
+                          <w:pPr>
+                            <w:framePr w:hSpace="141" w:wrap="around" w:hAnchor="margin" w:vAnchor="text" w:y="313"/>
+                          </w:pPr>
+                          <w:proofErr w:type="spellStart"/>
+                          <w:r>
+                            <w:t>Expected</w:t>
+                          </w:r>
+                          <w:proofErr w:type="spellEnd"/>
+                          <w:r>
+                            <w:t xml:space="preserve"> </w:t>
+                          </w:r>
+                          <w:proofErr w:type="spellStart"/>
+                          <w:r>
+                            <w:t>Return</w:t>
+                          </w:r>
+                          <w:proofErr w:type="spellEnd"/>
+                          <w:r>
+                            <w:t xml:space="preserve"> Date: </w:t>
+                          </w:r>
+                          <w:sdt>
+                            <w:sdtPr>
+                              <w:alias w:val="#Nav: /Customer/RentalHeader/ExpectedReturnDate"/>
+                              <w:tag w:val="#Nav: RentalReport/50110"/>
+                              <w:id w:val="361327709"/>
+                              <w:placeholder>
+                                <w:docPart w:val="4E703E0B9A334B198EC2E0F9B3042A1D"/>
+                              </w:placeholder>
+                              <w:dataBinding w:prefixMappings="xmlns:ns0='urn:microsoft-dynamics-nav/reports/RentalReport/50110/' " w:xpath="/ns0:NavWordReportXmlPart[1]/ns0:Customer[1]/ns0:RentalHeader[1]/ns0:ExpectedReturnDate[1]" w:storeItemID="{AC790DEB-0DAD-4A66-A239-39CB210A5713}"/>
+                              <w:text/>
+                            </w:sdtPr>
+                            <w:sdtContent>
+                              <w:proofErr w:type="spellStart"/>
+                              <w:r>
+                                <w:t>ExpectedReturnDate</w:t>
+                              </w:r>
+                              <w:proofErr w:type="spellEnd"/>
+                            </w:sdtContent>
+                          </w:sdt>
+                        </w:p>
+                        <w:p>
+                          <w:pPr>
+                            <w:framePr w:hSpace="141" w:wrap="around" w:hAnchor="margin" w:vAnchor="text" w:y="313"/>
+                          </w:pPr>
+                          <w:proofErr w:type="spellStart"/>
+                          <w:r>
+                            <w:t>Actual</w:t>
+                          </w:r>
+                          <w:proofErr w:type="spellEnd"/>
+                          <w:r>
+                            <w:t xml:space="preserve"> </w:t>
+                          </w:r>
+                          <w:proofErr w:type="spellStart"/>
+                          <w:r>
+                            <w:t>Return</w:t>
+                          </w:r>
+                          <w:proofErr w:type="spellEnd"/>
+                          <w:r>
+                            <w:t xml:space="preserve"> Date: </w:t>
+                          </w:r>
+                          <w:sdt>
+                            <w:sdtPr>
+                              <w:alias w:val="#Nav: /Customer/RentalHeader/ActualReturnDate"/>
+                              <w:tag w:val="#Nav: RentalReport/50110"/>
+                              <w:id w:val="-1182504543"/>
+                              <w:placeholder>
+                                <w:docPart w:val="4E703E0B9A334B198EC2E0F9B3042A1D"/>
+                              </w:placeholder>
+                              <w:dataBinding w:prefixMappings="xmlns:ns0='urn:microsoft-dynamics-nav/reports/RentalReport/50110/' " w:xpath="/ns0:NavWordReportXmlPart[1]/ns0:Customer[1]/ns0:RentalHeader[1]/ns0:ActualReturnDate[1]" w:storeItemID="{AC790DEB-0DAD-4A66-A239-39CB210A5713}"/>
+                              <w:text/>
+                            </w:sdtPr>
+                            <w:sdtContent>
+                              <w:proofErr w:type="spellStart"/>
+                              <w:r>
+                                <w:t>ActualReturnDate</w:t>
+                              </w:r>
+                              <w:proofErr w:type="spellEnd"/>
+                            </w:sdtContent>
+                          </w:sdt>
+                        </w:p>
+                        <w:p>
+                          <w:pPr>
+                            <w:framePr w:hSpace="141" w:wrap="around" w:hAnchor="margin" w:vAnchor="text" w:y="313"/>
+                          </w:pPr>
+                          <w:r>
+                            <w:t xml:space="preserve">Status: </w:t>
+                          </w:r>
+                          <w:sdt>
+                            <w:sdtPr>
+                              <w:alias w:val="#Nav: /Customer/RentalHeader/Status"/>
+                              <w:tag w:val="#Nav: RentalReport/50110"/>
+                              <w:id w:val="731039287"/>
+                              <w:placeholder>
+                                <w:docPart w:val="4E703E0B9A334B198EC2E0F9B3042A1D"/>
+                              </w:placeholder>
+                              <w:dataBinding w:prefixMappings="xmlns:ns0='urn:microsoft-dynamics-nav/reports/RentalReport/50110/' " w:xpath="/ns0:NavWordReportXmlPart[1]/ns0:Customer[1]/ns0:RentalHeader[1]/ns0:Status[1]" w:storeItemID="{AC790DEB-0DAD-4A66-A239-39CB210A5713}"/>
+                              <w:text/>
+                            </w:sdtPr>
+                            <w:sdtContent>
+                              <w:r>
+                                <w:t>Status</w:t>
+                              </w:r>
+                            </w:sdtContent>
+                          </w:sdt>
+                        </w:p>
+                        <w:p>
+                          <w:pPr>
+                            <w:framePr w:hSpace="141" w:wrap="around" w:hAnchor="margin" w:vAnchor="text" w:y="313"/>
+                          </w:pPr>
+                        </w:p>
+                        <w:tbl>
+                          <w:tblPr>
+                            <w:tblStyle w:val="Tabelamrea"/>
+                            <w:tblW w:w="0" w:type="auto"/>
+                            <w:tblLook w:val="04A0" w:firstRow="1" w:lastRow="0" w:firstColumn="1" w:lastColumn="0" w:noHBand="0" w:noVBand="1"/>
+                          </w:tblPr>
+                          <w:tblGrid>
+                            <w:gridCol w:w="1835"/>
+                            <w:gridCol w:w="1835"/>
+                            <w:gridCol w:w="1835"/>
+                            <w:gridCol w:w="1835"/>
+                            <w:gridCol w:w="1836"/>
+                          </w:tblGrid>
+                          <w:tr>
+                            <w:tc>
+                              <w:tcPr>
+                                <w:tcW w:w="1835" w:type="dxa"/>
+                              </w:tcPr>
+                              <w:p>
+                                <w:pPr>
+                                  <w:framePr w:hSpace="141" w:wrap="around" w:hAnchor="margin" w:vAnchor="text" w:y="313"/>
+                                </w:pPr>
+                                <w:r>
+                                  <w:t>Kolo</w:t>
+                                </w:r>
+                              </w:p>
+                            </w:tc>
+                            <w:tc>
+                              <w:tcPr>
+                                <w:tcW w:w="1835" w:type="dxa"/>
+                              </w:tcPr>
+                              <w:p>
+                                <w:pPr>
+                                  <w:framePr w:hSpace="141" w:wrap="around" w:hAnchor="margin" w:vAnchor="text" w:y="313"/>
+                                </w:pPr>
+                                <w:r>
+                                  <w:t>Opis</w:t>
+                                </w:r>
+                              </w:p>
+                            </w:tc>
+                            <w:tc>
+                              <w:tcPr>
+                                <w:tcW w:w="1835" w:type="dxa"/>
+                              </w:tcPr>
+                              <w:p>
+                                <w:pPr>
+                                  <w:framePr w:hSpace="141" w:wrap="around" w:hAnchor="margin" w:vAnchor="text" w:y="313"/>
+                                </w:pPr>
+                                <w:r>
+                                  <w:t>Dni</w:t>
+                                </w:r>
+                              </w:p>
+                            </w:tc>
+                            <w:tc>
+                              <w:tcPr>
+                                <w:tcW w:w="1835" w:type="dxa"/>
+                              </w:tcPr>
+                              <w:p>
+                                <w:pPr>
+                                  <w:framePr w:hSpace="141" w:wrap="around" w:hAnchor="margin" w:vAnchor="text" w:y="313"/>
+                                </w:pPr>
+                                <w:r>
+                                  <w:t>Cena</w:t>
+                                </w:r>
+                              </w:p>
+                            </w:tc>
+                            <w:tc>
+                              <w:tcPr>
+                                <w:tcW w:w="1836" w:type="dxa"/>
+                              </w:tcPr>
+                              <w:p>
+                                <w:pPr>
+                                  <w:framePr w:hSpace="141" w:wrap="around" w:hAnchor="margin" w:vAnchor="text" w:y="313"/>
+                                </w:pPr>
+                                <w:r>
+                                  <w:t>Znesek</w:t>
+                                </w:r>
+                              </w:p>
+                            </w:tc>
+                          </w:tr>
+                          <w:sdt>
+                            <w:sdtPr>
+                              <w:alias w:val="#Nav: /Customer/RentalHeader/RentalLine"/>
+                              <w:tag w:val="#Nav: RentalReport/50110"/>
+                              <w:id w:val="1820614866"/>
+                              <w15:dataBinding w:prefixMappings="xmlns:ns0='urn:microsoft-dynamics-nav/reports/RentalReport/50110/' " w:xpath="/ns0:NavWordReportXmlPart[1]/ns0:Customer[1]/ns0:RentalHeader[1]/ns0:RentalLine" w:storeItemID="{AC790DEB-0DAD-4A66-A239-39CB210A5713}"/>
+                              <w15:repeatingSection/>
+                            </w:sdtPr>
+                            <w:sdtContent>
+                              <w:sdt>
+                                <w:sdtPr>
+                                  <w:id w:val="-452248733"/>
+                                  <w:placeholder>
+                                    <w:docPart w:val="BD2E039001E646C4B777E99CA05D2327"/>
+                                  </w:placeholder>
+                                  <w15:repeatingSectionItem/>
+                                </w:sdtPr>
+                                <w:sdtContent>
+                                  <w:tr>
+                                    <w:sdt>
+                                      <w:sdtPr>
+                                        <w:alias w:val="#Nav: /Customer/RentalHeader/RentalLine/BicycleNo"/>
+                                        <w:tag w:val="#Nav: RentalReport/50110"/>
+                                        <w:id w:val="-981616278"/>
+                                        <w:placeholder>
+                                          <w:docPart w:val="4E703E0B9A334B198EC2E0F9B3042A1D"/>
+                                        </w:placeholder>
+                                        <w:dataBinding w:prefixMappings="xmlns:ns0='urn:microsoft-dynamics-nav/reports/RentalReport/50110/' " w:xpath="/ns0:NavWordReportXmlPart[1]/ns0:Customer[1]/ns0:RentalHeader[1]/ns0:RentalLine[1]/ns0:BicycleNo[1]" w:storeItemID="{AC790DEB-0DAD-4A66-A239-39CB210A5713}"/>
+                                        <w:text/>
+                                      </w:sdtPr>
+                                      <w:sdtContent>
+                                        <w:tc>
+                                          <w:tcPr>
+                                            <w:tcW w:w="1835" w:type="dxa"/>
+                                          </w:tcPr>
+                                          <w:p>
+                                            <w:pPr>
+                                              <w:framePr w:hSpace="141" w:wrap="around" w:hAnchor="margin" w:vAnchor="text" w:y="313"/>
+                                            </w:pPr>
+                                            <w:proofErr w:type="spellStart"/>
+                                            <w:r>
+                                              <w:t>BicycleNo</w:t>
+                                            </w:r>
+                                            <w:proofErr w:type="spellEnd"/>
+                                          </w:p>
+                                        </w:tc>
+                                      </w:sdtContent>
+                                    </w:sdt>
+                                    <w:sdt>
+                                      <w:sdtPr>
+                                        <w:alias w:val="#Nav: /Customer/RentalHeader/RentalLine/Description"/>
+                                        <w:tag w:val="#Nav: RentalReport/50110"/>
+                                        <w:id w:val="-1217965641"/>
+                                        <w:placeholder>
+                                          <w:docPart w:val="4E703E0B9A334B198EC2E0F9B3042A1D"/>
+                                        </w:placeholder>
+                                        <w:dataBinding w:prefixMappings="xmlns:ns0='urn:microsoft-dynamics-nav/reports/RentalReport/50110/' " w:xpath="/ns0:NavWordReportXmlPart[1]/ns0:Customer[1]/ns0:RentalHeader[1]/ns0:RentalLine[1]/ns0:Description[1]" w:storeItemID="{AC790DEB-0DAD-4A66-A239-39CB210A5713}"/>
+                                        <w:text/>
+                                      </w:sdtPr>
+                                      <w:sdtContent>
+                                        <w:tc>
+                                          <w:tcPr>
+                                            <w:tcW w:w="1835" w:type="dxa"/>
+                                          </w:tcPr>
+                                          <w:p>
+                                            <w:pPr>
+                                              <w:framePr w:hSpace="141" w:wrap="around" w:hAnchor="margin" w:vAnchor="text" w:y="313"/>
+                                            </w:pPr>
+                                            <w:proofErr w:type="spellStart"/>
+                                            <w:r>
+                                              <w:t>Description</w:t>
+                                            </w:r>
+                                            <w:proofErr w:type="spellEnd"/>
+                                          </w:p>
+                                        </w:tc>
+                                      </w:sdtContent>
+                                    </w:sdt>
+                                    <w:sdt>
+                                      <w:sdtPr>
+                                        <w:alias w:val="#Nav: /Customer/RentalHeader/RentalLine/RentalDays"/>
+                                        <w:tag w:val="#Nav: RentalReport/50110"/>
+                                        <w:id w:val="-63412732"/>
+                                        <w:placeholder>
+                                          <w:docPart w:val="4E703E0B9A334B198EC2E0F9B3042A1D"/>
+                                        </w:placeholder>
+                                        <w:dataBinding w:prefixMappings="xmlns:ns0='urn:microsoft-dynamics-nav/reports/RentalReport/50110/' " w:xpath="/ns0:NavWordReportXmlPart[1]/ns0:Customer[1]/ns0:RentalHeader[1]/ns0:RentalLine[1]/ns0:RentalDays[1]" w:storeItemID="{AC790DEB-0DAD-4A66-A239-39CB210A5713}"/>
+                                        <w:text/>
+                                      </w:sdtPr>
+                                      <w:sdtContent>
+                                        <w:tc>
+                                          <w:tcPr>
+                                            <w:tcW w:w="1835" w:type="dxa"/>
+                                          </w:tcPr>
+                                          <w:p>
+                                            <w:pPr>
+                                              <w:framePr w:hSpace="141" w:wrap="around" w:hAnchor="margin" w:vAnchor="text" w:y="313"/>
+                                            </w:pPr>
+                                            <w:proofErr w:type="spellStart"/>
+                                            <w:r>
+                                              <w:t>RentalDays</w:t>
+                                            </w:r>
+                                            <w:proofErr w:type="spellEnd"/>
+                                          </w:p>
+                                        </w:tc>
+                                      </w:sdtContent>
+                                    </w:sdt>
+                                    <w:sdt>
+                                      <w:sdtPr>
+                                        <w:alias w:val="#Nav: /Customer/RentalHeader/RentalLine/DailyRate"/>
+                                        <w:tag w:val="#Nav: RentalReport/50110"/>
+                                        <w:id w:val="-34045256"/>
+                                        <w:placeholder>
+                                          <w:docPart w:val="4E703E0B9A334B198EC2E0F9B3042A1D"/>
+                                        </w:placeholder>
+                                        <w:dataBinding w:prefixMappings="xmlns:ns0='urn:microsoft-dynamics-nav/reports/RentalReport/50110/' " w:xpath="/ns0:NavWordReportXmlPart[1]/ns0:Customer[1]/ns0:RentalHeader[1]/ns0:RentalLine[1]/ns0:DailyRate[1]" w:storeItemID="{AC790DEB-0DAD-4A66-A239-39CB210A5713}"/>
+                                        <w:text/>
+                                      </w:sdtPr>
+                                      <w:sdtContent>
+                                        <w:tc>
+                                          <w:tcPr>
+                                            <w:tcW w:w="1835" w:type="dxa"/>
+                                          </w:tcPr>
+                                          <w:p>
+                                            <w:pPr>
+                                              <w:framePr w:hSpace="141" w:wrap="around" w:hAnchor="margin" w:vAnchor="text" w:y="313"/>
+                                            </w:pPr>
+                                            <w:proofErr w:type="spellStart"/>
+                                            <w:r>
+                                              <w:t>DailyRate</w:t>
+                                            </w:r>
+                                            <w:proofErr w:type="spellEnd"/>
+                                          </w:p>
+                                        </w:tc>
+                                      </w:sdtContent>
+                                    </w:sdt>
+                                    <w:sdt>
+                                      <w:sdtPr>
+                                        <w:alias w:val="#Nav: /Customer/RentalHeader/RentalLine/LineAmount"/>
+                                        <w:tag w:val="#Nav: RentalReport/50110"/>
+                                        <w:id w:val="-2125225793"/>
+                                        <w:placeholder>
+                                          <w:docPart w:val="4E703E0B9A334B198EC2E0F9B3042A1D"/>
+                                        </w:placeholder>
+                                        <w:dataBinding w:prefixMappings="xmlns:ns0='urn:microsoft-dynamics-nav/reports/RentalReport/50110/' " w:xpath="/ns0:NavWordReportXmlPart[1]/ns0:Customer[1]/ns0:RentalHeader[1]/ns0:RentalLine[1]/ns0:LineAmount[1]" w:storeItemID="{AC790DEB-0DAD-4A66-A239-39CB210A5713}"/>
+                                        <w:text/>
+                                      </w:sdtPr>
+                                      <w:sdtContent>
+                                        <w:tc>
+                                          <w:tcPr>
+                                            <w:tcW w:w="1836" w:type="dxa"/>
+                                          </w:tcPr>
+                                          <w:p>
+                                            <w:pPr>
+                                              <w:framePr w:hSpace="141" w:wrap="around" w:hAnchor="margin" w:vAnchor="text" w:y="313"/>
+                                            </w:pPr>
+                                            <w:proofErr w:type="spellStart"/>
+                                            <w:r>
+                                              <w:t>LineAmount</w:t>
+                                            </w:r>
+                                            <w:proofErr w:type="spellEnd"/>
+                                          </w:p>
+                                        </w:tc>
+                                      </w:sdtContent>
+                                    </w:sdt>
+                                  </w:tr>
+                                </w:sdtContent>
+                              </w:sdt>
+                            </w:sdtContent>
+                          </w:sdt>
+                        </w:tbl>
+                        <w:p>
+                          <w:pPr>
+                            <w:framePr w:hSpace="141" w:wrap="around" w:hAnchor="margin" w:vAnchor="text" w:y="313"/>
+                          </w:pPr>
+                        </w:p>
+                        <w:p>
+                          <w:pPr>
+                            <w:framePr w:hSpace="141" w:wrap="around" w:hAnchor="margin" w:vAnchor="text" w:y="313"/>
+                          </w:pPr>
+                        </w:p>
+                      </w:tc>
+                    </w:tr>
+                  </w:tbl>
+                  <w:p/>
+                </w:tc>
               </w:tr>
             </w:sdtContent>
           </w:sdt>
@@ -569,7 +660,7 @@
     <w:p/>
     <w:sectPr>
       <w:pgSz w:w="11906" w:h="16838"/>
-      <w:pgMar w:top="1417" w:right="1417" w:bottom="1417" w:left="1417" w:header="708" w:footer="708" w:gutter="0"/>
+      <w:pgMar w:top="1701" w:right="1134" w:bottom="1701" w:left="1134" w:header="708" w:footer="708" w:gutter="0"/>
       <w:cols w:space="708"/>
       <w:docGrid w:linePitch="360"/>
     </w:sectPr>
@@ -1005,21 +1096,11 @@
     <w:semiHidden/>
     <w:unhideWhenUsed/>
   </w:style>
-  <w:style w:type="character" w:styleId="Besedilooznabemesta">
-    <w:name w:val="Placeholder Text"/>
-    <w:basedOn w:val="Privzetapisavaodstavka"/>
-    <w:uiPriority w:val="99"/>
-    <w:semiHidden/>
-    <w:rsid w:val="004144CD"/>
-    <w:rPr>
-      <w:color w:val="666666"/>
-    </w:rPr>
-  </w:style>
   <w:style w:type="table" w:styleId="Tabelamrea">
     <w:name w:val="Table Grid"/>
     <w:basedOn w:val="Navadnatabela"/>
     <w:uiPriority w:val="39"/>
-    <w:rsid w:val="008A7B95"/>
+    <w:rsid w:val="001E5785"/>
     <w:pPr>
       <w:spacing w:after="0" w:line="240" w:lineRule="auto"/>
     </w:pPr>
@@ -1034,6 +1115,16 @@
       </w:tblBorders>
     </w:tblPr>
   </w:style>
+  <w:style w:type="character" w:styleId="Besedilooznabemesta">
+    <w:name w:val="Placeholder Text"/>
+    <w:basedOn w:val="Privzetapisavaodstavka"/>
+    <w:uiPriority w:val="99"/>
+    <w:semiHidden/>
+    <w:rsid w:val="001E5785"/>
+    <w:rPr>
+      <w:color w:val="666666"/>
+    </w:rPr>
+  </w:style>
 </w:styles>
 </file>
 
@@ -1042,7 +1133,7 @@
   <w:docParts>
     <w:docPart>
       <w:docPartPr>
-        <w:name w:val="DefaultPlaceholder_-1854013440"/>
+        <w:name w:val="BD2E039001E646C4B777E99CA05D2327"/>
         <w:category>
           <w:name w:val="Splošno"/>
           <w:gallery w:val="placeholder"/>
@@ -1053,10 +1144,42 @@
         <w:behaviors>
           <w:behavior w:val="content"/>
         </w:behaviors>
-        <w:guid w:val="{B83DC966-53B5-4D70-B803-2D5A7A7BAAF7}"/>
+        <w:guid w:val="{93B898B7-705C-427C-8A5E-D279DEF3AF99}"/>
       </w:docPartPr>
       <w:docPartBody>
         <w:p>
+          <w:pPr>
+            <w:pStyle w:val="BD2E039001E646C4B777E99CA05D2327"/>
+          </w:pPr>
+          <w:r>
+            <w:rPr>
+              <w:rStyle w:val="Besedilooznabemesta"/>
+            </w:rPr>
+            <w:t>Vnesite poljubno vsebino, ki jo želite ponoviti, vključno z drugimi kontrolniki vsebine. Če želite ponoviti dele tabele, lahko ta kontrolnik vstavite tudi okoli vrstic tabele.</w:t>
+          </w:r>
+        </w:p>
+      </w:docPartBody>
+    </w:docPart>
+    <w:docPart>
+      <w:docPartPr>
+        <w:name w:val="4E703E0B9A334B198EC2E0F9B3042A1D"/>
+        <w:category>
+          <w:name w:val="Splošno"/>
+          <w:gallery w:val="placeholder"/>
+        </w:category>
+        <w:types>
+          <w:type w:val="bbPlcHdr"/>
+        </w:types>
+        <w:behaviors>
+          <w:behavior w:val="content"/>
+        </w:behaviors>
+        <w:guid w:val="{90D701FA-0EF7-4FCA-811F-4CC48ADF7871}"/>
+      </w:docPartPr>
+      <w:docPartBody>
+        <w:p>
+          <w:pPr>
+            <w:pStyle w:val="4E703E0B9A334B198EC2E0F9B3042A1D"/>
+          </w:pPr>
           <w:r>
             <w:rPr>
               <w:rStyle w:val="Besedilooznabemesta"/>
@@ -1068,7 +1191,7 @@
     </w:docPart>
     <w:docPart>
       <w:docPartPr>
-        <w:name w:val="DefaultPlaceholder_-1854013435"/>
+        <w:name w:val="F84C10A5E93E45BCACCC4378A39322A5"/>
         <w:category>
           <w:name w:val="Splošno"/>
           <w:gallery w:val="placeholder"/>
@@ -1079,15 +1202,18 @@
         <w:behaviors>
           <w:behavior w:val="content"/>
         </w:behaviors>
-        <w:guid w:val="{B25FEC6C-9A90-4309-B4A2-3EFB694DB5EA}"/>
+        <w:guid w:val="{9F0E1B0B-3382-49E8-844E-C840BD492350}"/>
       </w:docPartPr>
       <w:docPartBody>
         <w:p>
+          <w:pPr>
+            <w:pStyle w:val="F84C10A5E93E45BCACCC4378A39322A5"/>
+          </w:pPr>
           <w:r>
             <w:rPr>
               <w:rStyle w:val="Besedilooznabemesta"/>
             </w:rPr>
-            <w:t>Vnesite poljubno vsebino, ki jo želite ponoviti, vključno z drugimi kontrolniki vsebine. Če želite ponoviti dele tabele, lahko ta kontrolnik vstavite tudi okoli vrstic tabele.</w:t>
+            <w:t>Kliknite ali tapnite tukaj, če želite vnesti besedilo.</w:t>
           </w:r>
         </w:p>
       </w:docPartBody>
@@ -1136,31 +1262,15 @@
     <w:compatSetting w:name="useWord2013TrackBottomHyphenation" w:uri="http://schemas.microsoft.com/office/word" w:val="0"/>
   </w:compat>
   <w:rsids>
-    <w:rsidRoot w:val="00EE3889"/>
-    <w:rsid w:val="00275988"/>
-    <w:rsid w:val="002C2352"/>
-    <w:rsid w:val="002D380D"/>
-    <w:rsid w:val="002F66D7"/>
-    <w:rsid w:val="003032C7"/>
-    <w:rsid w:val="00352C95"/>
-    <w:rsid w:val="00362397"/>
-    <w:rsid w:val="004773EE"/>
-    <w:rsid w:val="004B149E"/>
-    <w:rsid w:val="007A6C71"/>
-    <w:rsid w:val="00815105"/>
-    <w:rsid w:val="00AE553D"/>
-    <w:rsid w:val="00AE5D2D"/>
-    <w:rsid w:val="00BD1740"/>
-    <w:rsid w:val="00C36FE2"/>
-    <w:rsid w:val="00CA3A27"/>
-    <w:rsid w:val="00CA5B80"/>
-    <w:rsid w:val="00D0601A"/>
-    <w:rsid w:val="00D713D7"/>
-    <w:rsid w:val="00DF1BF8"/>
-    <w:rsid w:val="00EB346C"/>
-    <w:rsid w:val="00EE0E3A"/>
-    <w:rsid w:val="00EE3889"/>
-    <w:rsid w:val="00FB2E46"/>
+    <w:rsidRoot w:val="00F30BF1"/>
+    <w:rsid w:val="000312C5"/>
+    <w:rsid w:val="00116F59"/>
+    <w:rsid w:val="00297C78"/>
+    <w:rsid w:val="004E7A1A"/>
+    <w:rsid w:val="007B650D"/>
+    <w:rsid w:val="00830FF2"/>
+    <w:rsid w:val="00CD0084"/>
+    <w:rsid w:val="00F30BF1"/>
   </w:rsids>
   <m:mathPr>
     <m:mathFont m:val="Cambria Math"/>
@@ -1616,10 +1726,22 @@
     <w:basedOn w:val="Privzetapisavaodstavka"/>
     <w:uiPriority w:val="99"/>
     <w:semiHidden/>
-    <w:rsid w:val="002F66D7"/>
+    <w:rsid w:val="00116F59"/>
     <w:rPr>
       <w:color w:val="666666"/>
     </w:rPr>
+  </w:style>
+  <w:style w:type="paragraph" w:customStyle="1" w:styleId="BD2E039001E646C4B777E99CA05D2327">
+    <w:name w:val="BD2E039001E646C4B777E99CA05D2327"/>
+    <w:rsid w:val="00116F59"/>
+  </w:style>
+  <w:style w:type="paragraph" w:customStyle="1" w:styleId="4E703E0B9A334B198EC2E0F9B3042A1D">
+    <w:name w:val="4E703E0B9A334B198EC2E0F9B3042A1D"/>
+    <w:rsid w:val="00116F59"/>
+  </w:style>
+  <w:style w:type="paragraph" w:customStyle="1" w:styleId="F84C10A5E93E45BCACCC4378A39322A5">
+    <w:name w:val="F84C10A5E93E45BCACCC4378A39322A5"/>
+    <w:rsid w:val="00116F59"/>
   </w:style>
 </w:styles>
 </file>
@@ -2161,7 +2283,7 @@
 </file>
 
 <file path=customXml/itemProps1.xml><?xml version="1.0" encoding="utf-8"?>
-<ds:datastoreItem xmlns:ds="http://schemas.openxmlformats.org/officeDocument/2006/customXml" ds:itemID="{D413947A-3068-4FE2-8991-9BCABAC1F9A7}">
+<ds:datastoreItem xmlns:ds="http://schemas.openxmlformats.org/officeDocument/2006/customXml" ds:itemID="{09D7DD88-1F6A-420C-97C0-47A0E3C17D92}">
   <ds:schemaRefs>
     <ds:schemaRef ds:uri="urn:microsoft-dynamics-businesscentral/internal/extended/reports/RentalReport/50110/"/>
   </ds:schemaRefs>
@@ -2169,7 +2291,7 @@
 </file>
 
 <file path=customXml/itemProps2.xml><?xml version="1.0" encoding="utf-8"?>
-<ds:datastoreItem xmlns:ds="http://schemas.openxmlformats.org/officeDocument/2006/customXml" ds:itemID="{07151496-8163-4C83-8CA6-D13806EF10AE}">
+<ds:datastoreItem xmlns:ds="http://schemas.openxmlformats.org/officeDocument/2006/customXml" ds:itemID="{AC790DEB-0DAD-4A66-A239-39CB210A5713}">
   <ds:schemaRefs>
     <ds:schemaRef ds:uri="urn:microsoft-dynamics-nav/reports/RentalReport/50110/"/>
   </ds:schemaRefs>

--- a/Layouts/RentalOverview.docx
+++ b/Layouts/RentalOverview.docx
@@ -17,13 +17,20 @@
           <w:bCs/>
           <w:sz w:val="36"/>
           <w:szCs w:val="36"/>
+          <w:lang w:val="en"/>
         </w:rPr>
-        <w:t>Pregled izposoj po strankah</w:t>
+        <w:t>Overview of loans by customer</w:t>
       </w:r>
     </w:p>
     <w:p>
       <w:r>
-        <w:t xml:space="preserve">Datum: </w:t>
+        <w:t>Dat</w:t>
+      </w:r>
+      <w:r>
+        <w:t>e</w:t>
+      </w:r>
+      <w:r>
+        <w:t xml:space="preserve">: </w:t>
       </w:r>
       <w:sdt>
         <w:sdtPr>
@@ -34,17 +41,18 @@
           <w15:dataBinding w:prefixMappings="xmlns:ns0='urn:microsoft-dynamics-nav/reports/RentalReport/50110/' " w:xpath="/ns0:NavWordReportXmlPart[1]/ns0:Customer[1]/ns0:TodayDate[1]" w:storeItemID="{AC790DEB-0DAD-4A66-A239-39CB210A5713}" w16sdtdh:storeItemChecksum="BeK4HA=="/>
         </w:sdtPr>
         <w:sdtContent>
-          <w:proofErr w:type="spellStart"/>
           <w:r>
             <w:t>TodayDate</w:t>
           </w:r>
-          <w:proofErr w:type="spellEnd"/>
         </w:sdtContent>
       </w:sdt>
     </w:p>
     <w:p>
       <w:r>
-        <w:t xml:space="preserve">Podjetje: </w:t>
+        <w:t>Company</w:t>
+      </w:r>
+      <w:r>
+        <w:t xml:space="preserve">: </w:t>
       </w:r>
       <w:sdt>
         <w:sdtPr>
@@ -55,11 +63,9 @@
           <w15:dataBinding w:prefixMappings="xmlns:ns0='urn:microsoft-dynamics-nav/reports/RentalReport/50110/' " w:xpath="/ns0:NavWordReportXmlPart[1]/ns0:Customer[1]/ns0:CompanyName[1]" w:storeItemID="{AC790DEB-0DAD-4A66-A239-39CB210A5713}" w16sdtdh:storeItemChecksum="BeK4HA=="/>
         </w:sdtPr>
         <w:sdtContent>
-          <w:proofErr w:type="spellStart"/>
           <w:r>
             <w:t>CompanyName</w:t>
           </w:r>
-          <w:proofErr w:type="spellEnd"/>
         </w:sdtContent>
       </w:sdt>
     </w:p>
@@ -69,12 +75,12 @@
         <w:tblpPr w:leftFromText="141" w:rightFromText="141" w:vertAnchor="text" w:horzAnchor="margin" w:tblpY="313"/>
         <w:tblW w:w="0" w:type="auto"/>
         <w:tblBorders>
-          <w:top w:val="none" w:color="auto" w:sz="0" w:space="0"/>
-          <w:left w:val="none" w:color="auto" w:sz="0" w:space="0"/>
-          <w:bottom w:val="none" w:color="auto" w:sz="0" w:space="0"/>
-          <w:right w:val="none" w:color="auto" w:sz="0" w:space="0"/>
-          <w:insideH w:val="none" w:color="auto" w:sz="0" w:space="0"/>
-          <w:insideV w:val="none" w:color="auto" w:sz="0" w:space="0"/>
+          <w:top w:val="none" w:sz="0" w:space="0" w:color="auto"/>
+          <w:left w:val="none" w:sz="0" w:space="0" w:color="auto"/>
+          <w:bottom w:val="none" w:sz="0" w:space="0" w:color="auto"/>
+          <w:right w:val="none" w:sz="0" w:space="0" w:color="auto"/>
+          <w:insideH w:val="none" w:sz="0" w:space="0" w:color="auto"/>
+          <w:insideV w:val="none" w:sz="0" w:space="0" w:color="auto"/>
         </w:tblBorders>
         <w:tblLook w:val="04A0" w:firstRow="1" w:lastRow="0" w:firstColumn="1" w:lastColumn="0" w:noHBand="0" w:noVBand="1"/>
       </w:tblPr>
@@ -116,7 +122,14 @@
                         <w:b/>
                         <w:bCs/>
                       </w:rPr>
-                      <w:t xml:space="preserve">Stranka: </w:t>
+                      <w:t>Customer</w:t>
+                    </w:r>
+                    <w:r>
+                      <w:rPr>
+                        <w:b/>
+                        <w:bCs/>
+                      </w:rPr>
+                      <w:t xml:space="preserve">: </w:t>
                     </w:r>
                     <w:sdt>
                       <w:sdtPr>
@@ -134,7 +147,6 @@
                         <w:text/>
                       </w:sdtPr>
                       <w:sdtContent>
-                        <w:proofErr w:type="spellStart"/>
                         <w:r>
                           <w:rPr>
                             <w:b/>
@@ -142,7 +154,6 @@
                           </w:rPr>
                           <w:t>CustomerName</w:t>
                         </w:r>
-                        <w:proofErr w:type="spellEnd"/>
                       </w:sdtContent>
                     </w:sdt>
                     <w:r>
@@ -150,21 +161,7 @@
                         <w:b/>
                         <w:bCs/>
                       </w:rPr>
-                      <w:t xml:space="preserve"> </w:t>
-                    </w:r>
-                    <w:r>
-                      <w:rPr>
-                        <w:b/>
-                        <w:bCs/>
-                      </w:rPr>
-                      <w:t>–</w:t>
-                    </w:r>
-                    <w:r>
-                      <w:rPr>
-                        <w:b/>
-                        <w:bCs/>
-                      </w:rPr>
-                      <w:t xml:space="preserve"> </w:t>
+                      <w:t xml:space="preserve"> – </w:t>
                     </w:r>
                     <w:sdt>
                       <w:sdtPr>
@@ -172,17 +169,16 @@
                           <w:b/>
                           <w:bCs/>
                         </w:rPr>
+                        <w:alias w:val="#Nav: /Customer/CustomerNo"/>
+                        <w:tag w:val="#Nav: RentalReport/50110"/>
                         <w:id w:val="1637370144"/>
                         <w:placeholder>
                           <w:docPart w:val="4E703E0B9A334B198EC2E0F9B3042A1D"/>
                         </w:placeholder>
                         <w:dataBinding w:prefixMappings="xmlns:ns0='urn:microsoft-dynamics-nav/reports/RentalReport/50110/' " w:xpath="/ns0:NavWordReportXmlPart[1]/ns0:Customer[1]/ns0:CustomerNo[1]" w:storeItemID="{AC790DEB-0DAD-4A66-A239-39CB210A5713}"/>
                         <w:text/>
-                        <w:alias w:val="#Nav: /Customer/CustomerNo"/>
-                        <w:tag w:val="#Nav: RentalReport/50110"/>
                       </w:sdtPr>
                       <w:sdtContent>
-                        <w:proofErr w:type="spellStart"/>
                         <w:r>
                           <w:rPr>
                             <w:b/>
@@ -190,7 +186,6 @@
                           </w:rPr>
                           <w:t>CustomerNo</w:t>
                         </w:r>
-                        <w:proofErr w:type="spellEnd"/>
                       </w:sdtContent>
                     </w:sdt>
                   </w:p>
@@ -200,12 +195,12 @@
                       <w:tblStyle w:val="Tabelamrea"/>
                       <w:tblW w:w="0" w:type="auto"/>
                       <w:tblBorders>
-                        <w:top w:val="none" w:color="auto" w:sz="0" w:space="0"/>
-                        <w:left w:val="none" w:color="auto" w:sz="0" w:space="0"/>
-                        <w:bottom w:val="none" w:color="auto" w:sz="0" w:space="0"/>
-                        <w:right w:val="none" w:color="auto" w:sz="0" w:space="0"/>
-                        <w:insideH w:val="none" w:color="auto" w:sz="0" w:space="0"/>
-                        <w:insideV w:val="none" w:color="auto" w:sz="0" w:space="0"/>
+                        <w:top w:val="none" w:sz="0" w:space="0" w:color="auto"/>
+                        <w:left w:val="none" w:sz="0" w:space="0" w:color="auto"/>
+                        <w:bottom w:val="none" w:sz="0" w:space="0" w:color="auto"/>
+                        <w:right w:val="none" w:sz="0" w:space="0" w:color="auto"/>
+                        <w:insideH w:val="none" w:sz="0" w:space="0" w:color="auto"/>
+                        <w:insideV w:val="none" w:sz="0" w:space="0" w:color="auto"/>
                       </w:tblBorders>
                       <w:tblLook w:val="04A0" w:firstRow="1" w:lastRow="0" w:firstColumn="1" w:lastColumn="0" w:noHBand="0" w:noVBand="1"/>
                     </w:tblPr>
@@ -219,15 +214,10 @@
                         </w:tcPr>
                         <w:p>
                           <w:pPr>
-                            <w:framePr w:hSpace="141" w:wrap="around" w:hAnchor="margin" w:vAnchor="text" w:y="313"/>
+                            <w:framePr w:hSpace="141" w:wrap="around" w:vAnchor="text" w:hAnchor="margin" w:y="313"/>
                           </w:pPr>
-                          <w:proofErr w:type="spellStart"/>
                           <w:r>
-                            <w:t>Rental</w:t>
-                          </w:r>
-                          <w:proofErr w:type="spellEnd"/>
-                          <w:r>
-                            <w:t xml:space="preserve"> No: </w:t>
+                            <w:t xml:space="preserve">Rental No: </w:t>
                           </w:r>
                           <w:sdt>
                             <w:sdtPr>
@@ -241,20 +231,24 @@
                               <w:text/>
                             </w:sdtPr>
                             <w:sdtContent>
-                              <w:proofErr w:type="spellStart"/>
                               <w:r>
                                 <w:t>RentalNo</w:t>
                               </w:r>
-                              <w:proofErr w:type="spellEnd"/>
                             </w:sdtContent>
                           </w:sdt>
                         </w:p>
                         <w:p>
                           <w:pPr>
-                            <w:framePr w:hSpace="141" w:wrap="around" w:hAnchor="margin" w:vAnchor="text" w:y="313"/>
+                            <w:framePr w:hSpace="141" w:wrap="around" w:vAnchor="text" w:hAnchor="margin" w:y="313"/>
                           </w:pPr>
                           <w:r>
-                            <w:t xml:space="preserve">Datum: </w:t>
+                            <w:t>Dat</w:t>
+                          </w:r>
+                          <w:r>
+                            <w:t>e</w:t>
+                          </w:r>
+                          <w:r>
+                            <w:t xml:space="preserve">: </w:t>
                           </w:r>
                           <w:sdt>
                             <w:sdtPr>
@@ -268,33 +262,18 @@
                               <w:text/>
                             </w:sdtPr>
                             <w:sdtContent>
-                              <w:proofErr w:type="spellStart"/>
                               <w:r>
                                 <w:t>RentalDate</w:t>
                               </w:r>
-                              <w:proofErr w:type="spellEnd"/>
                             </w:sdtContent>
                           </w:sdt>
                         </w:p>
                         <w:p>
                           <w:pPr>
-                            <w:framePr w:hSpace="141" w:wrap="around" w:hAnchor="margin" w:vAnchor="text" w:y="313"/>
+                            <w:framePr w:hSpace="141" w:wrap="around" w:vAnchor="text" w:hAnchor="margin" w:y="313"/>
                           </w:pPr>
-                          <w:proofErr w:type="spellStart"/>
                           <w:r>
-                            <w:t>Expected</w:t>
-                          </w:r>
-                          <w:proofErr w:type="spellEnd"/>
-                          <w:r>
-                            <w:t xml:space="preserve"> </w:t>
-                          </w:r>
-                          <w:proofErr w:type="spellStart"/>
-                          <w:r>
-                            <w:t>Return</w:t>
-                          </w:r>
-                          <w:proofErr w:type="spellEnd"/>
-                          <w:r>
-                            <w:t xml:space="preserve"> Date: </w:t>
+                            <w:t xml:space="preserve">Expected Return Date: </w:t>
                           </w:r>
                           <w:sdt>
                             <w:sdtPr>
@@ -308,33 +287,18 @@
                               <w:text/>
                             </w:sdtPr>
                             <w:sdtContent>
-                              <w:proofErr w:type="spellStart"/>
                               <w:r>
                                 <w:t>ExpectedReturnDate</w:t>
                               </w:r>
-                              <w:proofErr w:type="spellEnd"/>
                             </w:sdtContent>
                           </w:sdt>
                         </w:p>
                         <w:p>
                           <w:pPr>
-                            <w:framePr w:hSpace="141" w:wrap="around" w:hAnchor="margin" w:vAnchor="text" w:y="313"/>
+                            <w:framePr w:hSpace="141" w:wrap="around" w:vAnchor="text" w:hAnchor="margin" w:y="313"/>
                           </w:pPr>
-                          <w:proofErr w:type="spellStart"/>
                           <w:r>
-                            <w:t>Actual</w:t>
-                          </w:r>
-                          <w:proofErr w:type="spellEnd"/>
-                          <w:r>
-                            <w:t xml:space="preserve"> </w:t>
-                          </w:r>
-                          <w:proofErr w:type="spellStart"/>
-                          <w:r>
-                            <w:t>Return</w:t>
-                          </w:r>
-                          <w:proofErr w:type="spellEnd"/>
-                          <w:r>
-                            <w:t xml:space="preserve"> Date: </w:t>
+                            <w:t xml:space="preserve">Actual Return Date: </w:t>
                           </w:r>
                           <w:sdt>
                             <w:sdtPr>
@@ -348,17 +312,15 @@
                               <w:text/>
                             </w:sdtPr>
                             <w:sdtContent>
-                              <w:proofErr w:type="spellStart"/>
                               <w:r>
                                 <w:t>ActualReturnDate</w:t>
                               </w:r>
-                              <w:proofErr w:type="spellEnd"/>
                             </w:sdtContent>
                           </w:sdt>
                         </w:p>
                         <w:p>
                           <w:pPr>
-                            <w:framePr w:hSpace="141" w:wrap="around" w:hAnchor="margin" w:vAnchor="text" w:y="313"/>
+                            <w:framePr w:hSpace="141" w:wrap="around" w:vAnchor="text" w:hAnchor="margin" w:y="313"/>
                           </w:pPr>
                           <w:r>
                             <w:t xml:space="preserve">Status: </w:t>
@@ -383,7 +345,7 @@
                         </w:p>
                         <w:p>
                           <w:pPr>
-                            <w:framePr w:hSpace="141" w:wrap="around" w:hAnchor="margin" w:vAnchor="text" w:y="313"/>
+                            <w:framePr w:hSpace="141" w:wrap="around" w:vAnchor="text" w:hAnchor="margin" w:y="313"/>
                           </w:pPr>
                         </w:p>
                         <w:tbl>
@@ -406,10 +368,10 @@
                               </w:tcPr>
                               <w:p>
                                 <w:pPr>
-                                  <w:framePr w:hSpace="141" w:wrap="around" w:hAnchor="margin" w:vAnchor="text" w:y="313"/>
+                                  <w:framePr w:hSpace="141" w:wrap="around" w:vAnchor="text" w:hAnchor="margin" w:y="313"/>
                                 </w:pPr>
                                 <w:r>
-                                  <w:t>Kolo</w:t>
+                                  <w:t>Bike</w:t>
                                 </w:r>
                               </w:p>
                             </w:tc>
@@ -419,10 +381,10 @@
                               </w:tcPr>
                               <w:p>
                                 <w:pPr>
-                                  <w:framePr w:hSpace="141" w:wrap="around" w:hAnchor="margin" w:vAnchor="text" w:y="313"/>
+                                  <w:framePr w:hSpace="141" w:wrap="around" w:vAnchor="text" w:hAnchor="margin" w:y="313"/>
                                 </w:pPr>
                                 <w:r>
-                                  <w:t>Opis</w:t>
+                                  <w:t>Description</w:t>
                                 </w:r>
                               </w:p>
                             </w:tc>
@@ -432,10 +394,13 @@
                               </w:tcPr>
                               <w:p>
                                 <w:pPr>
-                                  <w:framePr w:hSpace="141" w:wrap="around" w:hAnchor="margin" w:vAnchor="text" w:y="313"/>
+                                  <w:framePr w:hSpace="141" w:wrap="around" w:vAnchor="text" w:hAnchor="margin" w:y="313"/>
                                 </w:pPr>
                                 <w:r>
-                                  <w:t>Dni</w:t>
+                                  <w:t>D</w:t>
+                                </w:r>
+                                <w:r>
+                                  <w:t>ays</w:t>
                                 </w:r>
                               </w:p>
                             </w:tc>
@@ -445,10 +410,10 @@
                               </w:tcPr>
                               <w:p>
                                 <w:pPr>
-                                  <w:framePr w:hSpace="141" w:wrap="around" w:hAnchor="margin" w:vAnchor="text" w:y="313"/>
+                                  <w:framePr w:hSpace="141" w:wrap="around" w:vAnchor="text" w:hAnchor="margin" w:y="313"/>
                                 </w:pPr>
                                 <w:r>
-                                  <w:t>Cena</w:t>
+                                  <w:t>Price</w:t>
                                 </w:r>
                               </w:p>
                             </w:tc>
@@ -458,10 +423,10 @@
                               </w:tcPr>
                               <w:p>
                                 <w:pPr>
-                                  <w:framePr w:hSpace="141" w:wrap="around" w:hAnchor="margin" w:vAnchor="text" w:y="313"/>
+                                  <w:framePr w:hSpace="141" w:wrap="around" w:vAnchor="text" w:hAnchor="margin" w:y="313"/>
                                 </w:pPr>
                                 <w:r>
-                                  <w:t>Znesek</w:t>
+                                  <w:t>Total</w:t>
                                 </w:r>
                               </w:p>
                             </w:tc>
@@ -503,13 +468,11 @@
                                           </w:tcPr>
                                           <w:p>
                                             <w:pPr>
-                                              <w:framePr w:hSpace="141" w:wrap="around" w:hAnchor="margin" w:vAnchor="text" w:y="313"/>
+                                              <w:framePr w:hSpace="141" w:wrap="around" w:vAnchor="text" w:hAnchor="margin" w:y="313"/>
                                             </w:pPr>
-                                            <w:proofErr w:type="spellStart"/>
                                             <w:r>
                                               <w:t>BicycleNo</w:t>
                                             </w:r>
-                                            <w:proofErr w:type="spellEnd"/>
                                           </w:p>
                                         </w:tc>
                                       </w:sdtContent>
@@ -532,13 +495,11 @@
                                           </w:tcPr>
                                           <w:p>
                                             <w:pPr>
-                                              <w:framePr w:hSpace="141" w:wrap="around" w:hAnchor="margin" w:vAnchor="text" w:y="313"/>
+                                              <w:framePr w:hSpace="141" w:wrap="around" w:vAnchor="text" w:hAnchor="margin" w:y="313"/>
                                             </w:pPr>
-                                            <w:proofErr w:type="spellStart"/>
                                             <w:r>
                                               <w:t>Description</w:t>
                                             </w:r>
-                                            <w:proofErr w:type="spellEnd"/>
                                           </w:p>
                                         </w:tc>
                                       </w:sdtContent>
@@ -561,13 +522,11 @@
                                           </w:tcPr>
                                           <w:p>
                                             <w:pPr>
-                                              <w:framePr w:hSpace="141" w:wrap="around" w:hAnchor="margin" w:vAnchor="text" w:y="313"/>
+                                              <w:framePr w:hSpace="141" w:wrap="around" w:vAnchor="text" w:hAnchor="margin" w:y="313"/>
                                             </w:pPr>
-                                            <w:proofErr w:type="spellStart"/>
                                             <w:r>
                                               <w:t>RentalDays</w:t>
                                             </w:r>
-                                            <w:proofErr w:type="spellEnd"/>
                                           </w:p>
                                         </w:tc>
                                       </w:sdtContent>
@@ -590,13 +549,11 @@
                                           </w:tcPr>
                                           <w:p>
                                             <w:pPr>
-                                              <w:framePr w:hSpace="141" w:wrap="around" w:hAnchor="margin" w:vAnchor="text" w:y="313"/>
+                                              <w:framePr w:hSpace="141" w:wrap="around" w:vAnchor="text" w:hAnchor="margin" w:y="313"/>
                                             </w:pPr>
-                                            <w:proofErr w:type="spellStart"/>
                                             <w:r>
                                               <w:t>DailyRate</w:t>
                                             </w:r>
-                                            <w:proofErr w:type="spellEnd"/>
                                           </w:p>
                                         </w:tc>
                                       </w:sdtContent>
@@ -619,13 +576,11 @@
                                           </w:tcPr>
                                           <w:p>
                                             <w:pPr>
-                                              <w:framePr w:hSpace="141" w:wrap="around" w:hAnchor="margin" w:vAnchor="text" w:y="313"/>
+                                              <w:framePr w:hSpace="141" w:wrap="around" w:vAnchor="text" w:hAnchor="margin" w:y="313"/>
                                             </w:pPr>
-                                            <w:proofErr w:type="spellStart"/>
                                             <w:r>
                                               <w:t>LineAmount</w:t>
                                             </w:r>
-                                            <w:proofErr w:type="spellEnd"/>
                                           </w:p>
                                         </w:tc>
                                       </w:sdtContent>
@@ -638,12 +593,12 @@
                         </w:tbl>
                         <w:p>
                           <w:pPr>
-                            <w:framePr w:hSpace="141" w:wrap="around" w:hAnchor="margin" w:vAnchor="text" w:y="313"/>
+                            <w:framePr w:hSpace="141" w:wrap="around" w:vAnchor="text" w:hAnchor="margin" w:y="313"/>
                           </w:pPr>
                         </w:p>
                         <w:p>
                           <w:pPr>
-                            <w:framePr w:hSpace="141" w:wrap="around" w:hAnchor="margin" w:vAnchor="text" w:y="313"/>
+                            <w:framePr w:hSpace="141" w:wrap="around" w:vAnchor="text" w:hAnchor="margin" w:y="313"/>
                           </w:pPr>
                         </w:p>
                       </w:tc>
@@ -1072,7 +1027,6 @@
   <w:style w:type="character" w:default="1" w:styleId="Privzetapisavaodstavka">
     <w:name w:val="Default Paragraph Font"/>
     <w:uiPriority w:val="1"/>
-    <w:semiHidden/>
     <w:unhideWhenUsed/>
   </w:style>
   <w:style w:type="table" w:default="1" w:styleId="Navadnatabela">
@@ -1266,10 +1220,13 @@
     <w:rsid w:val="000312C5"/>
     <w:rsid w:val="00116F59"/>
     <w:rsid w:val="00297C78"/>
+    <w:rsid w:val="002D7451"/>
     <w:rsid w:val="004E7A1A"/>
+    <w:rsid w:val="0068531E"/>
     <w:rsid w:val="007B650D"/>
     <w:rsid w:val="00830FF2"/>
     <w:rsid w:val="00CD0084"/>
+    <w:rsid w:val="00E704A4"/>
     <w:rsid w:val="00F30BF1"/>
   </w:rsids>
   <m:mathPr>
@@ -2048,7 +2005,7 @@
 </a:theme>
 </file>
 
-<file path=customXml/item1.xml>��< ? x m l   v e r s i o n = " 1 . 0 "   e n c o d i n g = " u t f - 1 6 " ? > < N a v W o r d R e p o r t X m l P a r t   x m l n s = " u r n : m i c r o s o f t - d y n a m i c s - b u s i n e s s c e n t r a l / i n t e r n a l / e x t e n d e d / r e p o r t s / R e n t a l R e p o r t / 5 0 1 1 0 / " > +<file path=customXml/item1.xml>��< ? x m l   v e r s i o n = " 1 . 0 "   e n c o d i n g = " u t f - 1 6 " ? > < N a v W o r d R e p o r t X m l P a r t   x m l n s = " u r n : m i c r o s o f t - d y n a m i c s - n a v / r e p o r t s / R e n t a l R e p o r t / 5 0 1 1 0 / " >   
      < B C R e p o r t I n f o r m a t i o n >   
@@ -2114,55 +2071,39 @@
  
      < / B C R e p o r t I n f o r m a t i o n >   
-     < T o o l t i p s > - 
-         < T o o l t i p   c o l u m n = " C u s t o m e r N o "   E l e m e n t I d = " 1 5 4 2 0 5 1 5 6 0 " > - 
-             < T o o l t i p T e x t   l a n g = " e n - U S " > S p e c i f i e s   t h e   n u m b e r   o f   t h e   c u s t o m e r .   T h e   f i e l d   i s   e i t h e r   f i l l e d   a u t o m a t i c a l l y   f r o m   a   d e f i n e d   n u m b e r   s e r i e s ,   o r   y o u   e n t e r   t h e   n u m b e r   m a n u a l l y   b e c a u s e   y o u   h a v e   e n a b l e d   m a n u a l   n u m b e r   e n t r y   i n   t h e   n u m b e r - s e r i e s   s e t u p . < / T o o l t i p T e x t > - 
-         < / T o o l t i p > - 
-         < T o o l t i p   c o l u m n = " C u s t o m e r N a m e "   E l e m e n t I d = " 2 6 5 4 9 6 8 2 6 " > - 
-             < T o o l t i p T e x t   l a n g = " e n - U S " > S p e c i f i e s   t h e   c u s t o m e r ' s   n a m e   t h a t   a p p e a r s   o n   a l l   r e l a t e d   d o c u m e n t s .   F o r   c o m p a n i e s ,   s p e c i f y   t h e   c o m p a n y ' s   n a m e   h e r e ,   a n d   t h e n   a d d   t h e   r e l e v a n t   p e o p l e   a s   c o n t a c t s   t h a t   y o u   l i n k   t o   t h i s   c u s t o m e r . < / T o o l t i p T e x t > - 
-         < / T o o l t i p > - 
-     < / T o o l t i p s > - 
-     < C u s t o m e r   E l e m e n t T y p e = " D a t a I t e m "   E l e m e n t I d = " 1 5 2 5 1 9 1 9 9 " > - 
-         < C o m p a n y N a m e   E l e m e n t T y p e = " C o l u m n "   E l e m e n t I d = " 1 5 9 5 4 7 7 3 9 5 "   D a t a T y p e = " S t r i n g " > C o m p a n y N a m e < / C o m p a n y N a m e > - 
-         < C u s t o m e r N a m e   E l e m e n t T y p e = " C o l u m n "   E l e m e n t I d = " 2 6 5 4 9 6 8 2 6 "   D a t a T y p e = " T e x t " > C u s t o m e r N a m e < / C u s t o m e r N a m e > - 
-         < C u s t o m e r N o   E l e m e n t T y p e = " C o l u m n "   E l e m e n t I d = " 1 5 4 2 0 5 1 5 6 0 "   D a t a T y p e = " C o d e " > C u s t o m e r N o < / C u s t o m e r N o > - 
-         < T o d a y D a t e   E l e m e n t T y p e = " C o l u m n "   E l e m e n t I d = " 2 0 1 9 9 0 5 5 6 2 "   D a t a T y p e = " D a t e " > T o d a y D a t e < / T o d a y D a t e > - 
-         < R e n t a l H e a d e r   E l e m e n t T y p e = " D a t a I t e m "   E l e m e n t I d = " 2 1 4 2 5 9 3 9 4 6 " > - 
-             < A c t u a l R e t u r n D a t e   E l e m e n t T y p e = " C o l u m n "   E l e m e n t I d = " 6 7 7 3 7 2 1 5 5 "   D a t a T y p e = " D a t e " > A c t u a l R e t u r n D a t e < / A c t u a l R e t u r n D a t e > - 
-             < E x p e c t e d R e t u r n D a t e   E l e m e n t T y p e = " C o l u m n "   E l e m e n t I d = " 1 2 3 1 5 5 3 4 0 5 "   D a t a T y p e = " D a t e " > E x p e c t e d R e t u r n D a t e < / E x p e c t e d R e t u r n D a t e > - 
-             < R e n t a l D a t e   E l e m e n t T y p e = " C o l u m n "   E l e m e n t I d = " 5 9 7 4 3 5 9 5 9 "   D a t a T y p e = " D a t e " > R e n t a l D a t e < / R e n t a l D a t e > - 
-             < R e n t a l N o   E l e m e n t T y p e = " C o l u m n "   E l e m e n t I d = " 1 4 6 3 9 1 2 9 0 8 "   D a t a T y p e = " C o d e " > R e n t a l N o < / R e n t a l N o > - 
-             < S t a t u s   E l e m e n t T y p e = " C o l u m n "   E l e m e n t I d = " 1 6 3 4 1 4 4 5 5 1 "   D a t a T y p e = " E n u m " > S t a t u s < / S t a t u s > - 
-             < R e n t a l L i n e   E l e m e n t T y p e = " D a t a I t e m "   E l e m e n t I d = " 1 1 8 7 4 3 2 4 9 9 " > - 
-                 < B i c y c l e N o   E l e m e n t T y p e = " C o l u m n "   E l e m e n t I d = " 1 1 8 7 4 1 5 8 9 7 "   D a t a T y p e = " C o d e " > B i c y c l e N o < / B i c y c l e N o > - 
-                 < D a i l y R a t e   E l e m e n t T y p e = " C o l u m n "   E l e m e n t I d = " 1 5 3 7 8 3 1 9 4 2 "   D a t a T y p e = " D e c i m a l " > D a i l y R a t e < / D a i l y R a t e > - 
-                 < D e s c r i p t i o n   E l e m e n t T y p e = " C o l u m n "   E l e m e n t I d = " 1 3 1 4 3 5 1 3 0 7 "   D a t a T y p e = " T e x t " > D e s c r i p t i o n < / D e s c r i p t i o n > - 
-                 < L i n e A m o u n t   E l e m e n t T y p e = " C o l u m n "   E l e m e n t I d = " 1 6 4 5 5 1 1 0 0 1 "   D a t a T y p e = " D e c i m a l " > L i n e A m o u n t < / L i n e A m o u n t > - 
-                 < R e n t a l D a y s   E l e m e n t T y p e = " C o l u m n "   E l e m e n t I d = " 1 5 2 4 4 1 0 3 1 8 "   D a t a T y p e = " I n t e g e r " > R e n t a l D a y s < / R e n t a l D a y s > +     < C u s t o m e r > + 
+         < C o m p a n y N a m e > C o m p a n y N a m e < / C o m p a n y N a m e > + 
+         < C u s t o m e r N a m e > C u s t o m e r N a m e < / C u s t o m e r N a m e > + 
+         < C u s t o m e r N o > C u s t o m e r N o < / C u s t o m e r N o > + 
+         < T o d a y D a t e > T o d a y D a t e < / T o d a y D a t e > + 
+         < R e n t a l H e a d e r > + 
+             < A c t u a l R e t u r n D a t e > A c t u a l R e t u r n D a t e < / A c t u a l R e t u r n D a t e > + 
+             < E x p e c t e d R e t u r n D a t e > E x p e c t e d R e t u r n D a t e < / E x p e c t e d R e t u r n D a t e > + 
+             < R e n t a l D a t e > R e n t a l D a t e < / R e n t a l D a t e > + 
+             < R e n t a l N o > R e n t a l N o < / R e n t a l N o > + 
+             < S t a t u s > S t a t u s < / S t a t u s > + 
+             < R e n t a l L i n e > + 
+                 < B i c y c l e N o > B i c y c l e N o < / B i c y c l e N o > + 
+                 < D a i l y R a t e > D a i l y R a t e < / D a i l y R a t e > + 
+                 < D e s c r i p t i o n > D e s c r i p t i o n < / D e s c r i p t i o n > + 
+                 < L i n e A m o u n t > L i n e A m o u n t < / L i n e A m o u n t > + 
+                 < R e n t a l D a y s > R e n t a l D a y s < / R e n t a l D a y s >   
              < / R e n t a l L i n e >   
@@ -2173,7 +2114,7 @@
  < / N a v W o r d R e p o r t X m l P a r t > 
 </file>
 
-<file path=customXml/item2.xml>��< ? x m l   v e r s i o n = " 1 . 0 "   e n c o d i n g = " u t f - 1 6 " ? > < N a v W o r d R e p o r t X m l P a r t   x m l n s = " u r n : m i c r o s o f t - d y n a m i c s - n a v / r e p o r t s / R e n t a l R e p o r t / 5 0 1 1 0 / " > +<file path=customXml/item2.xml>��< ? x m l   v e r s i o n = " 1 . 0 "   e n c o d i n g = " u t f - 1 6 " ? > < N a v W o r d R e p o r t X m l P a r t   x m l n s = " u r n : m i c r o s o f t - d y n a m i c s - b u s i n e s s c e n t r a l / i n t e r n a l / e x t e n d e d / r e p o r t s / R e n t a l R e p o r t / 5 0 1 1 0 / " >   
      < B C R e p o r t I n f o r m a t i o n >   
@@ -2239,39 +2180,55 @@
  
      < / B C R e p o r t I n f o r m a t i o n >   
-     < C u s t o m e r > - 
-         < C o m p a n y N a m e > C o m p a n y N a m e < / C o m p a n y N a m e > - 
-         < C u s t o m e r N a m e > C u s t o m e r N a m e < / C u s t o m e r N a m e > - 
-         < C u s t o m e r N o > C u s t o m e r N o < / C u s t o m e r N o > - 
-         < T o d a y D a t e > T o d a y D a t e < / T o d a y D a t e > - 
-         < R e n t a l H e a d e r > - 
-             < A c t u a l R e t u r n D a t e > A c t u a l R e t u r n D a t e < / A c t u a l R e t u r n D a t e > - 
-             < E x p e c t e d R e t u r n D a t e > E x p e c t e d R e t u r n D a t e < / E x p e c t e d R e t u r n D a t e > - 
-             < R e n t a l D a t e > R e n t a l D a t e < / R e n t a l D a t e > - 
-             < R e n t a l N o > R e n t a l N o < / R e n t a l N o > - 
-             < S t a t u s > S t a t u s < / S t a t u s > - 
-             < R e n t a l L i n e > - 
-                 < B i c y c l e N o > B i c y c l e N o < / B i c y c l e N o > - 
-                 < D a i l y R a t e > D a i l y R a t e < / D a i l y R a t e > - 
-                 < D e s c r i p t i o n > D e s c r i p t i o n < / D e s c r i p t i o n > - 
-                 < L i n e A m o u n t > L i n e A m o u n t < / L i n e A m o u n t > - 
-                 < R e n t a l D a y s > R e n t a l D a y s < / R e n t a l D a y s > +     < T o o l t i p s > + 
+         < T o o l t i p   c o l u m n = " C u s t o m e r N o "   E l e m e n t I d = " 1 5 4 2 0 5 1 5 6 0 " > + 
+             < T o o l t i p T e x t   l a n g = " e n - U S " > S p e c i f i e s   t h e   n u m b e r   o f   t h e   c u s t o m e r .   T h e   f i e l d   i s   e i t h e r   f i l l e d   a u t o m a t i c a l l y   f r o m   a   d e f i n e d   n u m b e r   s e r i e s ,   o r   y o u   e n t e r   t h e   n u m b e r   m a n u a l l y   b e c a u s e   y o u   h a v e   e n a b l e d   m a n u a l   n u m b e r   e n t r y   i n   t h e   n u m b e r - s e r i e s   s e t u p . < / T o o l t i p T e x t > + 
+         < / T o o l t i p > + 
+         < T o o l t i p   c o l u m n = " C u s t o m e r N a m e "   E l e m e n t I d = " 2 6 5 4 9 6 8 2 6 " > + 
+             < T o o l t i p T e x t   l a n g = " e n - U S " > S p e c i f i e s   t h e   c u s t o m e r ' s   n a m e   t h a t   a p p e a r s   o n   a l l   r e l a t e d   d o c u m e n t s .   F o r   c o m p a n i e s ,   s p e c i f y   t h e   c o m p a n y ' s   n a m e   h e r e ,   a n d   t h e n   a d d   t h e   r e l e v a n t   p e o p l e   a s   c o n t a c t s   t h a t   y o u   l i n k   t o   t h i s   c u s t o m e r . < / T o o l t i p T e x t > + 
+         < / T o o l t i p > + 
+     < / T o o l t i p s > + 
+     < C u s t o m e r   E l e m e n t T y p e = " D a t a I t e m "   E l e m e n t I d = " 1 5 2 5 1 9 1 9 9 " > + 
+         < C o m p a n y N a m e   E l e m e n t T y p e = " C o l u m n "   E l e m e n t I d = " 1 5 9 5 4 7 7 3 9 5 "   D a t a T y p e = " S t r i n g " > C o m p a n y N a m e < / C o m p a n y N a m e > + 
+         < C u s t o m e r N a m e   E l e m e n t T y p e = " C o l u m n "   E l e m e n t I d = " 2 6 5 4 9 6 8 2 6 "   D a t a T y p e = " T e x t " > C u s t o m e r N a m e < / C u s t o m e r N a m e > + 
+         < C u s t o m e r N o   E l e m e n t T y p e = " C o l u m n "   E l e m e n t I d = " 1 5 4 2 0 5 1 5 6 0 "   D a t a T y p e = " C o d e " > C u s t o m e r N o < / C u s t o m e r N o > + 
+         < T o d a y D a t e   E l e m e n t T y p e = " C o l u m n "   E l e m e n t I d = " 2 0 1 9 9 0 5 5 6 2 "   D a t a T y p e = " D a t e " > T o d a y D a t e < / T o d a y D a t e > + 
+         < R e n t a l H e a d e r   E l e m e n t T y p e = " D a t a I t e m "   E l e m e n t I d = " 2 1 4 2 5 9 3 9 4 6 " > + 
+             < A c t u a l R e t u r n D a t e   E l e m e n t T y p e = " C o l u m n "   E l e m e n t I d = " 6 7 7 3 7 2 1 5 5 "   D a t a T y p e = " D a t e " > A c t u a l R e t u r n D a t e < / A c t u a l R e t u r n D a t e > + 
+             < E x p e c t e d R e t u r n D a t e   E l e m e n t T y p e = " C o l u m n "   E l e m e n t I d = " 1 2 3 1 5 5 3 4 0 5 "   D a t a T y p e = " D a t e " > E x p e c t e d R e t u r n D a t e < / E x p e c t e d R e t u r n D a t e > + 
+             < R e n t a l D a t e   E l e m e n t T y p e = " C o l u m n "   E l e m e n t I d = " 5 9 7 4 3 5 9 5 9 "   D a t a T y p e = " D a t e " > R e n t a l D a t e < / R e n t a l D a t e > + 
+             < R e n t a l N o   E l e m e n t T y p e = " C o l u m n "   E l e m e n t I d = " 1 4 6 3 9 1 2 9 0 8 "   D a t a T y p e = " C o d e " > R e n t a l N o < / R e n t a l N o > + 
+             < S t a t u s   E l e m e n t T y p e = " C o l u m n "   E l e m e n t I d = " 1 6 3 4 1 4 4 5 5 1 "   D a t a T y p e = " E n u m " > S t a t u s < / S t a t u s > + 
+             < R e n t a l L i n e   E l e m e n t T y p e = " D a t a I t e m "   E l e m e n t I d = " 1 1 8 7 4 3 2 4 9 9 " > + 
+                 < B i c y c l e N o   E l e m e n t T y p e = " C o l u m n "   E l e m e n t I d = " 1 1 8 7 4 1 5 8 9 7 "   D a t a T y p e = " C o d e " > B i c y c l e N o < / B i c y c l e N o > + 
+                 < D a i l y R a t e   E l e m e n t T y p e = " C o l u m n "   E l e m e n t I d = " 1 5 3 7 8 3 1 9 4 2 "   D a t a T y p e = " D e c i m a l " > D a i l y R a t e < / D a i l y R a t e > + 
+                 < D e s c r i p t i o n   E l e m e n t T y p e = " C o l u m n "   E l e m e n t I d = " 1 3 1 4 3 5 1 3 0 7 "   D a t a T y p e = " T e x t " > D e s c r i p t i o n < / D e s c r i p t i o n > + 
+                 < L i n e A m o u n t   E l e m e n t T y p e = " C o l u m n "   E l e m e n t I d = " 1 6 4 5 5 1 1 0 0 1 "   D a t a T y p e = " D e c i m a l " > L i n e A m o u n t < / L i n e A m o u n t > + 
+                 < R e n t a l D a y s   E l e m e n t T y p e = " C o l u m n "   E l e m e n t I d = " 1 5 2 4 4 1 0 3 1 8 "   D a t a T y p e = " I n t e g e r " > R e n t a l D a y s < / R e n t a l D a y s >   
              < / R e n t a l L i n e >   
@@ -2283,17 +2240,17 @@
 </file>
 
 <file path=customXml/itemProps1.xml><?xml version="1.0" encoding="utf-8"?>
+<ds:datastoreItem xmlns:ds="http://schemas.openxmlformats.org/officeDocument/2006/customXml" ds:itemID="{AC790DEB-0DAD-4A66-A239-39CB210A5713}">
+  <ds:schemaRefs>
+    <ds:schemaRef ds:uri="urn:microsoft-dynamics-nav/reports/RentalReport/50110/"/>
+  </ds:schemaRefs>
+</ds:datastoreItem>
+</file>
+
+<file path=customXml/itemProps2.xml><?xml version="1.0" encoding="utf-8"?>
 <ds:datastoreItem xmlns:ds="http://schemas.openxmlformats.org/officeDocument/2006/customXml" ds:itemID="{09D7DD88-1F6A-420C-97C0-47A0E3C17D92}">
   <ds:schemaRefs>
     <ds:schemaRef ds:uri="urn:microsoft-dynamics-businesscentral/internal/extended/reports/RentalReport/50110/"/>
   </ds:schemaRefs>
 </ds:datastoreItem>
-</file>
-
-<file path=customXml/itemProps2.xml><?xml version="1.0" encoding="utf-8"?>
-<ds:datastoreItem xmlns:ds="http://schemas.openxmlformats.org/officeDocument/2006/customXml" ds:itemID="{AC790DEB-0DAD-4A66-A239-39CB210A5713}">
-  <ds:schemaRefs>
-    <ds:schemaRef ds:uri="urn:microsoft-dynamics-nav/reports/RentalReport/50110/"/>
-  </ds:schemaRefs>
-</ds:datastoreItem>
 </file>